--- a/William Lee/59_AI_ML/William Lee.docx
+++ b/William Lee/59_AI_ML/William Lee.docx
@@ -9,686 +9,407 @@
       </w:pPr>
       <w:r>
         <w:rPr>
-          <w:rFonts w:ascii="Arimo" w:hAnsi="Arimo" w:eastAsia="Arimo"/>
+          <w:rFonts w:ascii="Liberation Sans" w:hAnsi="Liberation Sans" w:eastAsia="Liberation Sans" w:cs="Liberation Sans"/>
           <w:b/>
-          <w:color w:val="262626"/>
-          <w:sz w:val="56"/>
+          <w:color w:val="2B2B2B"/>
+          <w:sz w:val="55"/>
+          <w:spacing w:val="28"/>
         </w:rPr>
         <w:t>WILLIAM LEE</w:t>
       </w:r>
     </w:p>
     <w:p>
       <w:pPr>
-        <w:spacing w:after="60"/>
+        <w:spacing w:after="100"/>
         <w:jc w:val="center"/>
       </w:pPr>
       <w:r>
         <w:rPr>
-          <w:rFonts w:ascii="Arimo" w:hAnsi="Arimo" w:eastAsia="Arimo"/>
-          <w:color w:val="323232"/>
-          <w:sz w:val="27"/>
+          <w:rFonts w:ascii="Liberation Sans" w:hAnsi="Liberation Sans" w:eastAsia="Liberation Sans" w:cs="Liberation Sans"/>
+          <w:b w:val="0"/>
+          <w:color w:val="2B2B2B"/>
+          <w:sz w:val="26"/>
         </w:rPr>
         <w:t>Senior AI/ML Engineer - Python, MLOps and Cloud</w:t>
       </w:r>
     </w:p>
     <w:p>
       <w:pPr>
-        <w:spacing w:after="80"/>
+        <w:spacing w:after="100"/>
         <w:jc w:val="center"/>
         <w:pBdr>
-          <w:bottom w:val="single" w:sz="7" w:space="4" w:color="555555"/>
+          <w:bottom w:val="single" w:sz="7" w:space="6" w:color="676767"/>
         </w:pBdr>
       </w:pPr>
       <w:r>
         <w:rPr>
-          <w:rFonts w:ascii="Arimo" w:hAnsi="Arimo" w:eastAsia="Arimo"/>
-          <w:color w:val="414141"/>
-          <w:sz w:val="16"/>
+          <w:rFonts w:ascii="Liberation Sans" w:hAnsi="Liberation Sans" w:eastAsia="Liberation Sans" w:cs="Liberation Sans"/>
+          <w:b w:val="0"/>
+          <w:color w:val="676767"/>
+          <w:sz w:val="15"/>
         </w:rPr>
-        <w:t>+1 (786) 949-7561   |   williamlprodev@outlook.com   |   linkedin.com/in/william-lee-56a034416   |   Tennessee, United States</w:t>
+        <w:t>+1 (786) 949-7561  |  williamlprodev@outlook.com  |  linkedin.com/in/william-lee-56a034416  |  Tennessee, USA</w:t>
       </w:r>
     </w:p>
     <w:p>
       <w:pPr>
-        <w:spacing w:before="100" w:after="40"/>
-        <w:pBdr>
-          <w:bottom w:val="single" w:sz="6" w:space="4" w:color="666666"/>
-        </w:pBdr>
-        <w:keepLines/>
         <w:keepNext/>
+        <w:spacing w:before="100" w:after="60"/>
       </w:pPr>
       <w:r>
         <w:rPr>
-          <w:rFonts w:ascii="Arimo" w:hAnsi="Arimo" w:eastAsia="Arimo"/>
+          <w:rFonts w:ascii="Liberation Sans" w:hAnsi="Liberation Sans" w:eastAsia="Liberation Sans" w:cs="Liberation Sans"/>
           <w:b/>
-          <w:color w:val="282828"/>
-          <w:sz w:val="25"/>
+          <w:color w:val="2B2B2B"/>
+          <w:sz w:val="23"/>
+          <w:spacing w:val="18"/>
         </w:rPr>
         <w:t>PROFESSIONAL SUMMARY</w:t>
       </w:r>
     </w:p>
     <w:p>
       <w:pPr>
-        <w:spacing w:after="20" w:line="252" w:lineRule="auto"/>
+        <w:spacing w:after="40" w:line="254" w:lineRule="auto"/>
       </w:pPr>
       <w:r>
         <w:rPr>
-          <w:rFonts w:ascii="Arimo" w:hAnsi="Arimo" w:eastAsia="Arimo"/>
+          <w:rFonts w:ascii="Liberation Sans" w:hAnsi="Liberation Sans" w:eastAsia="Liberation Sans" w:cs="Liberation Sans"/>
           <w:b w:val="0"/>
-          <w:color w:val="2C2C2C"/>
-          <w:sz w:val="17"/>
+          <w:color w:val="2B2B2B"/>
+          <w:sz w:val="18"/>
         </w:rPr>
-        <w:t>Senior AI/ML Engineer with 11+ years delivering secure products across application security, device protection, learning technology, and digital media, specializing in Python 3.10-3.12, PyTorch 2.x, MLflow 2.x, and MLOps on AWS and Azure; combines hands-on architecture, production debugging, legacy modernization, observability, and technical leadership to build scalable systems that improve reliability, delivery speed, user experience, and measurable business outcomes.</w:t>
+        <w:t>Senior AI/ML Engineer - Python, MLOps and Cloud with 10+ years delivering secure software across application security, device protection, learning technology, and digital media, using Python 3.8-3.12, PyTorch 1.10-2.x and MLflow 1-2; combines hands-on architecture, modernization, incident leadership, and mentoring to build scalable systems that improve performance, reliability, security, quality, customer outcomes, and release speed.</w:t>
       </w:r>
     </w:p>
     <w:p>
       <w:pPr>
-        <w:spacing w:before="100" w:after="40"/>
+        <w:keepNext/>
+        <w:spacing w:before="140" w:after="60"/>
         <w:pBdr>
-          <w:bottom w:val="single" w:sz="6" w:space="4" w:color="666666"/>
+          <w:top w:val="single" w:sz="6" w:space="7" w:color="676767"/>
         </w:pBdr>
-        <w:keepLines/>
-        <w:keepNext/>
       </w:pPr>
       <w:r>
         <w:rPr>
-          <w:rFonts w:ascii="Arimo" w:hAnsi="Arimo" w:eastAsia="Arimo"/>
+          <w:rFonts w:ascii="Liberation Sans" w:hAnsi="Liberation Sans" w:eastAsia="Liberation Sans" w:cs="Liberation Sans"/>
           <w:b/>
-          <w:color w:val="282828"/>
-          <w:sz w:val="25"/>
+          <w:color w:val="2B2B2B"/>
+          <w:sz w:val="23"/>
+          <w:spacing w:val="18"/>
         </w:rPr>
         <w:t>SKILLS</w:t>
       </w:r>
     </w:p>
     <w:p>
       <w:pPr>
-        <w:spacing w:after="20" w:line="242" w:lineRule="auto"/>
+        <w:keepLines/>
+        <w:spacing w:after="20" w:line="245" w:lineRule="auto"/>
       </w:pPr>
       <w:r>
         <w:rPr>
-          <w:rFonts w:ascii="Arimo" w:hAnsi="Arimo" w:eastAsia="Arimo"/>
+          <w:rFonts w:ascii="Liberation Sans" w:hAnsi="Liberation Sans" w:eastAsia="Liberation Sans" w:cs="Liberation Sans"/>
           <w:b/>
-          <w:color w:val="2C2C2C"/>
+          <w:color w:val="2B2B2B"/>
           <w:sz w:val="16"/>
         </w:rPr>
-        <w:t>AI/ML Engineering:</w:t>
+        <w:t xml:space="preserve">AI/ML Engineering: </w:t>
       </w:r>
       <w:r>
         <w:rPr>
-          <w:rFonts w:ascii="Arimo" w:hAnsi="Arimo" w:eastAsia="Arimo"/>
+          <w:rFonts w:ascii="Liberation Sans" w:hAnsi="Liberation Sans" w:eastAsia="Liberation Sans" w:cs="Liberation Sans"/>
           <w:b w:val="0"/>
-          <w:color w:val="2C2C2C"/>
+          <w:color w:val="2B2B2B"/>
           <w:sz w:val="16"/>
         </w:rPr>
-        <w:t xml:space="preserve"> Python 3.10-3.12, PyTorch 2.x, TensorFlow 2.x, scikit-learn 1.x, XGBoost, MLflow 2.x, model registry, feature engineering, batch and online inference</w:t>
+        <w:t>Python, PyTorch, scikit-learn, XGBoost, MLflow, feature engineering, model serving and experiment tracking</w:t>
       </w:r>
     </w:p>
     <w:p>
       <w:pPr>
-        <w:spacing w:after="20" w:line="242" w:lineRule="auto"/>
+        <w:keepLines/>
+        <w:spacing w:after="20" w:line="245" w:lineRule="auto"/>
       </w:pPr>
       <w:r>
         <w:rPr>
-          <w:rFonts w:ascii="Arimo" w:hAnsi="Arimo" w:eastAsia="Arimo"/>
+          <w:rFonts w:ascii="Liberation Sans" w:hAnsi="Liberation Sans" w:eastAsia="Liberation Sans" w:cs="Liberation Sans"/>
           <w:b/>
-          <w:color w:val="2C2C2C"/>
+          <w:color w:val="2B2B2B"/>
           <w:sz w:val="16"/>
         </w:rPr>
-        <w:t>Cloud &amp; MLOps:</w:t>
+        <w:t xml:space="preserve">Data &amp; Pipelines: </w:t>
       </w:r>
       <w:r>
         <w:rPr>
-          <w:rFonts w:ascii="Arimo" w:hAnsi="Arimo" w:eastAsia="Arimo"/>
+          <w:rFonts w:ascii="Liberation Sans" w:hAnsi="Liberation Sans" w:eastAsia="Liberation Sans" w:cs="Liberation Sans"/>
           <w:b w:val="0"/>
-          <w:color w:val="2C2C2C"/>
+          <w:color w:val="2B2B2B"/>
           <w:sz w:val="16"/>
         </w:rPr>
-        <w:t xml:space="preserve"> AWS and Azure, Docker, Kubernetes, serverless inference, managed ML services, MLflow, CI/CD, model packaging, canary deployment, monitoring, cost optimization</w:t>
+        <w:t>PostgreSQL, object storage, Kafka, Spark, Airflow, dbt, data validation, feature pipelines, batch and streaming processing</w:t>
       </w:r>
     </w:p>
     <w:p>
       <w:pPr>
-        <w:spacing w:after="20" w:line="242" w:lineRule="auto"/>
+        <w:keepLines/>
+        <w:spacing w:after="20" w:line="245" w:lineRule="auto"/>
       </w:pPr>
       <w:r>
         <w:rPr>
-          <w:rFonts w:ascii="Arimo" w:hAnsi="Arimo" w:eastAsia="Arimo"/>
+          <w:rFonts w:ascii="Liberation Sans" w:hAnsi="Liberation Sans" w:eastAsia="Liberation Sans" w:cs="Liberation Sans"/>
           <w:b/>
-          <w:color w:val="2C2C2C"/>
+          <w:color w:val="2B2B2B"/>
           <w:sz w:val="16"/>
         </w:rPr>
-        <w:t>Data:</w:t>
+        <w:t xml:space="preserve">MLOps &amp; Cloud: </w:t>
       </w:r>
       <w:r>
         <w:rPr>
-          <w:rFonts w:ascii="Arimo" w:hAnsi="Arimo" w:eastAsia="Arimo"/>
+          <w:rFonts w:ascii="Liberation Sans" w:hAnsi="Liberation Sans" w:eastAsia="Liberation Sans" w:cs="Liberation Sans"/>
           <w:b w:val="0"/>
-          <w:color w:val="2C2C2C"/>
+          <w:color w:val="2B2B2B"/>
           <w:sz w:val="16"/>
         </w:rPr>
-        <w:t xml:space="preserve"> PostgreSQL, MongoDB, Redis, object storage, vector databases, Spark, Kafka, Airflow, dbt, data contracts, lineage, quality checks, privacy-aware data handling</w:t>
+        <w:t>MLflow, model registries, Docker, Kubernetes, Terraform, CI/CD, managed AI services on AWS, Azure and GCP</w:t>
       </w:r>
     </w:p>
     <w:p>
       <w:pPr>
-        <w:spacing w:after="20" w:line="242" w:lineRule="auto"/>
+        <w:keepLines/>
+        <w:spacing w:after="20" w:line="245" w:lineRule="auto"/>
       </w:pPr>
       <w:r>
         <w:rPr>
-          <w:rFonts w:ascii="Arimo" w:hAnsi="Arimo" w:eastAsia="Arimo"/>
+          <w:rFonts w:ascii="Liberation Sans" w:hAnsi="Liberation Sans" w:eastAsia="Liberation Sans" w:cs="Liberation Sans"/>
           <w:b/>
-          <w:color w:val="2C2C2C"/>
+          <w:color w:val="2B2B2B"/>
           <w:sz w:val="16"/>
         </w:rPr>
-        <w:t>Evaluation &amp; Reliability:</w:t>
+        <w:t xml:space="preserve">APIs &amp; Applications: </w:t>
       </w:r>
       <w:r>
         <w:rPr>
-          <w:rFonts w:ascii="Arimo" w:hAnsi="Arimo" w:eastAsia="Arimo"/>
+          <w:rFonts w:ascii="Liberation Sans" w:hAnsi="Liberation Sans" w:eastAsia="Liberation Sans" w:cs="Liberation Sans"/>
           <w:b w:val="0"/>
-          <w:color w:val="2C2C2C"/>
+          <w:color w:val="2B2B2B"/>
           <w:sz w:val="16"/>
         </w:rPr>
-        <w:t xml:space="preserve"> offline benchmarks, golden datasets, regression suites, drift detection, hallucination/error analysis, latency and cost testing, human review, rollback and fallback design</w:t>
+        <w:t>FastAPI, Django/Flask, Node.js, REST, GraphQL, gRPC, event-driven integration, authentication and rate limiting</w:t>
       </w:r>
     </w:p>
     <w:p>
       <w:pPr>
-        <w:spacing w:after="20" w:line="242" w:lineRule="auto"/>
+        <w:keepLines/>
+        <w:spacing w:after="20" w:line="245" w:lineRule="auto"/>
       </w:pPr>
       <w:r>
         <w:rPr>
-          <w:rFonts w:ascii="Arimo" w:hAnsi="Arimo" w:eastAsia="Arimo"/>
+          <w:rFonts w:ascii="Liberation Sans" w:hAnsi="Liberation Sans" w:eastAsia="Liberation Sans" w:cs="Liberation Sans"/>
           <w:b/>
-          <w:color w:val="2C2C2C"/>
+          <w:color w:val="2B2B2B"/>
           <w:sz w:val="16"/>
         </w:rPr>
-        <w:t>APIs &amp; Security:</w:t>
+        <w:t xml:space="preserve">Quality &amp; Observability: </w:t>
       </w:r>
       <w:r>
         <w:rPr>
-          <w:rFonts w:ascii="Arimo" w:hAnsi="Arimo" w:eastAsia="Arimo"/>
+          <w:rFonts w:ascii="Liberation Sans" w:hAnsi="Liberation Sans" w:eastAsia="Liberation Sans" w:cs="Liberation Sans"/>
           <w:b w:val="0"/>
-          <w:color w:val="2C2C2C"/>
+          <w:color w:val="2B2B2B"/>
           <w:sz w:val="16"/>
         </w:rPr>
-        <w:t xml:space="preserve"> FastAPI, REST, gRPC, event-driven integration, OAuth 2.0, OIDC, RBAC, secrets management, PII minimization, prompt injection controls, audit trails</w:t>
+        <w:t>offline and online evaluation, data and model drift, tracing, prompt/model telemetry, performance tests, security and privacy controls</w:t>
       </w:r>
     </w:p>
     <w:p>
       <w:pPr>
-        <w:spacing w:after="20" w:line="242" w:lineRule="auto"/>
+        <w:keepLines/>
+        <w:spacing w:after="20" w:line="245" w:lineRule="auto"/>
       </w:pPr>
       <w:r>
         <w:rPr>
-          <w:rFonts w:ascii="Arimo" w:hAnsi="Arimo" w:eastAsia="Arimo"/>
+          <w:rFonts w:ascii="Liberation Sans" w:hAnsi="Liberation Sans" w:eastAsia="Liberation Sans" w:cs="Liberation Sans"/>
           <w:b/>
-          <w:color w:val="2C2C2C"/>
+          <w:color w:val="2B2B2B"/>
           <w:sz w:val="16"/>
         </w:rPr>
-        <w:t>Observability:</w:t>
+        <w:t xml:space="preserve">Architecture &amp; Leadership: </w:t>
       </w:r>
       <w:r>
         <w:rPr>
-          <w:rFonts w:ascii="Arimo" w:hAnsi="Arimo" w:eastAsia="Arimo"/>
+          <w:rFonts w:ascii="Liberation Sans" w:hAnsi="Liberation Sans" w:eastAsia="Liberation Sans" w:cs="Liberation Sans"/>
           <w:b w:val="0"/>
-          <w:color w:val="2C2C2C"/>
+          <w:color w:val="2B2B2B"/>
           <w:sz w:val="16"/>
         </w:rPr>
-        <w:t xml:space="preserve"> OpenTelemetry, Prometheus, Grafana, Datadog, CloudWatch, structured logging, distributed tracing, model/prompt telemetry, data freshness and pipeline monitoring</w:t>
+        <w:t>responsible AI, governed model access, feature stores, model gateways, Architecture reviews, technical discovery, estimation, mentoring, code review, incident leadership, Agile delivery, stakeholder communication, roadmap planning</w:t>
       </w:r>
     </w:p>
     <w:p>
       <w:pPr>
-        <w:spacing w:after="20" w:line="242" w:lineRule="auto"/>
+        <w:keepNext/>
+        <w:spacing w:before="140" w:after="60"/>
+        <w:pBdr>
+          <w:top w:val="single" w:sz="6" w:space="7" w:color="676767"/>
+        </w:pBdr>
       </w:pPr>
       <w:r>
         <w:rPr>
-          <w:rFonts w:ascii="Arimo" w:hAnsi="Arimo" w:eastAsia="Arimo"/>
+          <w:rFonts w:ascii="Liberation Sans" w:hAnsi="Liberation Sans" w:eastAsia="Liberation Sans" w:cs="Liberation Sans"/>
           <w:b/>
-          <w:color w:val="2C2C2C"/>
-          <w:sz w:val="16"/>
-        </w:rPr>
-        <w:t>Senior Practices:</w:t>
-      </w:r>
-      <w:r>
-        <w:rPr>
-          <w:rFonts w:ascii="Arimo" w:hAnsi="Arimo" w:eastAsia="Arimo"/>
-          <w:b w:val="0"/>
-          <w:color w:val="2C2C2C"/>
-          <w:sz w:val="16"/>
-        </w:rPr>
-        <w:t xml:space="preserve"> architecture, roadmap planning, experiment design, stakeholder alignment, responsible AI, documentation, mentoring, incident response, production ownership</w:t>
-      </w:r>
-    </w:p>
-    <w:p>
-      <w:pPr>
-        <w:spacing w:before="100" w:after="40"/>
-        <w:pBdr>
-          <w:bottom w:val="single" w:sz="6" w:space="4" w:color="666666"/>
-        </w:pBdr>
-        <w:keepLines/>
-        <w:keepNext/>
-      </w:pPr>
-      <w:r>
-        <w:rPr>
-          <w:rFonts w:ascii="Arimo" w:hAnsi="Arimo" w:eastAsia="Arimo"/>
-          <w:b/>
-          <w:color w:val="282828"/>
-          <w:sz w:val="25"/>
+          <w:color w:val="2B2B2B"/>
+          <w:sz w:val="23"/>
+          <w:spacing w:val="18"/>
         </w:rPr>
         <w:t>WORK EXPERIENCE</w:t>
       </w:r>
     </w:p>
     <w:p>
       <w:pPr>
-        <w:spacing w:before="80" w:after="0"/>
-        <w:keepLines/>
         <w:keepNext/>
+        <w:spacing w:before="50" w:after="10"/>
       </w:pPr>
       <w:r>
         <w:rPr>
-          <w:rFonts w:ascii="Arimo" w:hAnsi="Arimo"/>
-          <w:b/>
-          <w:color w:val="242424"/>
-          <w:sz w:val="19"/>
+          <w:rFonts w:ascii="Liberation Sans" w:hAnsi="Liberation Sans" w:eastAsia="Liberation Sans" w:cs="Liberation Sans"/>
+          <w:b w:val="0"/>
+          <w:color w:val="676767"/>
+          <w:sz w:val="18"/>
         </w:rPr>
-        <w:t>Self Employed</w:t>
-      </w:r>
-      <w:r>
-        <w:rPr>
-          <w:rFonts w:ascii="Arimo" w:hAnsi="Arimo"/>
-          <w:color w:val="646464"/>
-          <w:sz w:val="16"/>
-        </w:rPr>
-        <w:t xml:space="preserve">  |  Tennessee, United States</w:t>
+        <w:t>Self-Employed / Independent Consulting | Jun 2026 - Present | Tennessee, United States</w:t>
       </w:r>
     </w:p>
     <w:p>
       <w:pPr>
-        <w:spacing w:after="20"/>
-        <w:keepLines/>
         <w:keepNext/>
+        <w:spacing w:after="32"/>
       </w:pPr>
       <w:r>
         <w:rPr>
-          <w:rFonts w:ascii="Arimo" w:hAnsi="Arimo"/>
+          <w:rFonts w:ascii="Liberation Sans" w:hAnsi="Liberation Sans" w:eastAsia="Liberation Sans" w:cs="Liberation Sans"/>
           <w:b/>
-          <w:color w:val="2D2D2D"/>
-          <w:sz w:val="17"/>
+          <w:color w:val="2B2B2B"/>
+          <w:sz w:val="19"/>
         </w:rPr>
         <w:t>Staff Software Engineer</w:t>
-      </w:r>
-      <w:r>
-        <w:rPr>
-          <w:rFonts w:ascii="Arimo" w:hAnsi="Arimo"/>
-          <w:color w:val="5F5F5F"/>
-          <w:sz w:val="16"/>
-        </w:rPr>
-        <w:t xml:space="preserve">  |  June 2026 - Present</w:t>
       </w:r>
     </w:p>
     <w:p>
       <w:pPr>
-        <w:spacing w:after="14" w:line="230" w:lineRule="auto"/>
-        <w:ind w:left="115" w:hanging="115"/>
         <w:keepLines/>
+        <w:spacing w:after="25" w:line="245" w:lineRule="auto"/>
+        <w:ind w:left="230" w:hanging="187"/>
       </w:pPr>
       <w:r>
         <w:rPr>
-          <w:rFonts w:ascii="Arimo" w:hAnsi="Arimo" w:eastAsia="Arimo"/>
-          <w:b w:val="0"/>
-          <w:color w:val="2C2C2C"/>
+          <w:rFonts w:ascii="Liberation Sans" w:hAnsi="Liberation Sans" w:eastAsia="Liberation Sans" w:cs="Liberation Sans"/>
+          <w:b/>
+          <w:color w:val="2B2B2B"/>
           <w:sz w:val="16"/>
         </w:rPr>
-        <w:t xml:space="preserve">• Architected client solutions for </w:t>
+        <w:t xml:space="preserve">• </w:t>
       </w:r>
       <w:r>
         <w:rPr>
-          <w:rFonts w:ascii="Arimo" w:hAnsi="Arimo" w:eastAsia="Arimo"/>
-          <w:b/>
-          <w:color w:val="2C2C2C"/>
+          <w:rFonts w:ascii="Liberation Sans" w:hAnsi="Liberation Sans" w:eastAsia="Liberation Sans" w:cs="Liberation Sans"/>
+          <w:b w:val="0"/>
+          <w:color w:val="2B2B2B"/>
           <w:sz w:val="16"/>
         </w:rPr>
-        <w:t>machine-learning platforms with Python, PyTorch, MLflow, feature pipelines, and managed cloud services</w:t>
+        <w:t xml:space="preserve">Architected and delivered </w:t>
       </w:r>
       <w:r>
         <w:rPr>
-          <w:rFonts w:ascii="Arimo" w:hAnsi="Arimo" w:eastAsia="Arimo"/>
-          <w:b w:val="0"/>
-          <w:color w:val="2C2C2C"/>
+          <w:rFonts w:ascii="Liberation Sans" w:hAnsi="Liberation Sans" w:eastAsia="Liberation Sans" w:cs="Liberation Sans"/>
+          <w:b/>
+          <w:color w:val="2B2B2B"/>
           <w:sz w:val="16"/>
         </w:rPr>
-        <w:t xml:space="preserve"> on </w:t>
+        <w:t>production prediction services, feature pipelines and governed model lifecycle workflows</w:t>
       </w:r>
       <w:r>
         <w:rPr>
-          <w:rFonts w:ascii="Arimo" w:hAnsi="Arimo" w:eastAsia="Arimo"/>
-          <w:b/>
-          <w:color w:val="2C2C2C"/>
+          <w:rFonts w:ascii="Liberation Sans" w:hAnsi="Liberation Sans" w:eastAsia="Liberation Sans" w:cs="Liberation Sans"/>
+          <w:b w:val="0"/>
+          <w:color w:val="2B2B2B"/>
           <w:sz w:val="16"/>
         </w:rPr>
-        <w:t>AWS and Azure</w:t>
+        <w:t xml:space="preserve"> using </w:t>
       </w:r>
       <w:r>
         <w:rPr>
-          <w:rFonts w:ascii="Arimo" w:hAnsi="Arimo" w:eastAsia="Arimo"/>
-          <w:b w:val="0"/>
-          <w:color w:val="2C2C2C"/>
+          <w:rFonts w:ascii="Liberation Sans" w:hAnsi="Liberation Sans" w:eastAsia="Liberation Sans" w:cs="Liberation Sans"/>
+          <w:b/>
+          <w:color w:val="2B2B2B"/>
           <w:sz w:val="16"/>
         </w:rPr>
-        <w:t>, translating business processes into measurable use cases, data requirements, model interfaces, and production controls.</w:t>
+        <w:t>Python 3.11-3.12, PyTorch 2.x, MLflow 2 and cloud model endpoints</w:t>
+      </w:r>
+      <w:r>
+        <w:rPr>
+          <w:rFonts w:ascii="Liberation Sans" w:hAnsi="Liberation Sans" w:eastAsia="Liberation Sans" w:cs="Liberation Sans"/>
+          <w:b w:val="0"/>
+          <w:color w:val="2B2B2B"/>
+          <w:sz w:val="16"/>
+        </w:rPr>
+        <w:t>, establishing modular boundaries, API contracts, secure defaults, and an incremental roadmap that balanced near-term releases with long-term maintainability.</w:t>
       </w:r>
     </w:p>
     <w:p>
       <w:pPr>
-        <w:spacing w:after="14" w:line="230" w:lineRule="auto"/>
-        <w:ind w:left="115" w:hanging="115"/>
         <w:keepLines/>
+        <w:spacing w:after="25" w:line="245" w:lineRule="auto"/>
+        <w:ind w:left="230" w:hanging="187"/>
       </w:pPr>
       <w:r>
         <w:rPr>
-          <w:rFonts w:ascii="Arimo" w:hAnsi="Arimo" w:eastAsia="Arimo"/>
-          <w:b w:val="0"/>
-          <w:color w:val="2C2C2C"/>
+          <w:rFonts w:ascii="Liberation Sans" w:hAnsi="Liberation Sans" w:eastAsia="Liberation Sans" w:cs="Liberation Sans"/>
+          <w:b/>
+          <w:color w:val="2B2B2B"/>
           <w:sz w:val="16"/>
         </w:rPr>
-        <w:t xml:space="preserve">• Modernized experimental notebooks and manual workflows into </w:t>
+        <w:t xml:space="preserve">• </w:t>
       </w:r>
       <w:r>
         <w:rPr>
-          <w:rFonts w:ascii="Arimo" w:hAnsi="Arimo" w:eastAsia="Arimo"/>
-          <w:b/>
-          <w:color w:val="2C2C2C"/>
+          <w:rFonts w:ascii="Liberation Sans" w:hAnsi="Liberation Sans" w:eastAsia="Liberation Sans" w:cs="Liberation Sans"/>
+          <w:b w:val="0"/>
+          <w:color w:val="2B2B2B"/>
           <w:sz w:val="16"/>
         </w:rPr>
-        <w:t>training pipelines, model registries, monitored endpoints, and reproducible experiments</w:t>
+        <w:t xml:space="preserve">Modernized legacy services and user flows into </w:t>
       </w:r>
       <w:r>
         <w:rPr>
-          <w:rFonts w:ascii="Arimo" w:hAnsi="Arimo" w:eastAsia="Arimo"/>
-          <w:b w:val="0"/>
-          <w:color w:val="2C2C2C"/>
+          <w:rFonts w:ascii="Liberation Sans" w:hAnsi="Liberation Sans" w:eastAsia="Liberation Sans" w:cs="Liberation Sans"/>
+          <w:b/>
+          <w:color w:val="2B2B2B"/>
           <w:sz w:val="16"/>
         </w:rPr>
-        <w:t>, with versioned code, reproducible environments, automated validation, and documented ownership.</w:t>
-      </w:r>
-    </w:p>
-    <w:p>
-      <w:pPr>
-        <w:spacing w:after="14" w:line="230" w:lineRule="auto"/>
-        <w:ind w:left="115" w:hanging="115"/>
-        <w:keepLines/>
-      </w:pPr>
-      <w:r>
-        <w:rPr>
-          <w:rFonts w:ascii="Arimo" w:hAnsi="Arimo" w:eastAsia="Arimo"/>
-          <w:b w:val="0"/>
-          <w:color w:val="2C2C2C"/>
-          <w:sz w:val="16"/>
-        </w:rPr>
-        <w:t xml:space="preserve">• Diagnosed production and evaluation failures involving </w:t>
+        <w:t>feature stores, model registries, batch and online inference, and continuous evaluation</w:t>
       </w:r>
       <w:r>
         <w:rPr>
-          <w:rFonts w:ascii="Arimo" w:hAnsi="Arimo" w:eastAsia="Arimo"/>
-          <w:b/>
-          <w:color w:val="2C2C2C"/>
+          <w:rFonts w:ascii="Liberation Sans" w:hAnsi="Liberation Sans" w:eastAsia="Liberation Sans" w:cs="Liberation Sans"/>
+          <w:b w:val="0"/>
+          <w:color w:val="2B2B2B"/>
           <w:sz w:val="16"/>
         </w:rPr>
-        <w:t>data drift, unstable training, serving timeouts, feature leakage, and inconsistent evaluation</w:t>
+        <w:t xml:space="preserve">, resolving memory leaks, N+1 database queries, race conditions, stale-cache defects, and timeout failures to reduce </w:t>
       </w:r>
       <w:r>
         <w:rPr>
-          <w:rFonts w:ascii="Arimo" w:hAnsi="Arimo" w:eastAsia="Arimo"/>
-          <w:b w:val="0"/>
-          <w:color w:val="2C2C2C"/>
+          <w:rFonts w:ascii="Liberation Sans" w:hAnsi="Liberation Sans" w:eastAsia="Liberation Sans" w:cs="Liberation Sans"/>
+          <w:b/>
+          <w:color w:val="2B2B2B"/>
           <w:sz w:val="16"/>
         </w:rPr>
-        <w:t>, using traceable datasets, offline benchmarks, online telemetry, and failure-focused test cases.</w:t>
-      </w:r>
-    </w:p>
-    <w:p>
-      <w:pPr>
-        <w:spacing w:after="14" w:line="230" w:lineRule="auto"/>
-        <w:ind w:left="115" w:hanging="115"/>
-        <w:keepLines/>
-      </w:pPr>
-      <w:r>
-        <w:rPr>
-          <w:rFonts w:ascii="Arimo" w:hAnsi="Arimo" w:eastAsia="Arimo"/>
-          <w:b w:val="0"/>
-          <w:color w:val="2C2C2C"/>
-          <w:sz w:val="16"/>
-        </w:rPr>
-        <w:t>• Implemented new ingestion, enrichment, retrieval, prediction, and human-review capabilities with secure APIs, asynchronous jobs, and clear fallbacks for low-confidence outcomes.</w:t>
-      </w:r>
-    </w:p>
-    <w:p>
-      <w:pPr>
-        <w:spacing w:after="14" w:line="230" w:lineRule="auto"/>
-        <w:ind w:left="115" w:hanging="115"/>
-        <w:keepLines/>
-      </w:pPr>
-      <w:r>
-        <w:rPr>
-          <w:rFonts w:ascii="Arimo" w:hAnsi="Arimo" w:eastAsia="Arimo"/>
-          <w:b w:val="0"/>
-          <w:color w:val="2C2C2C"/>
-          <w:sz w:val="16"/>
-        </w:rPr>
-        <w:t xml:space="preserve">• Established </w:t>
+        <w:t>p95 response time by 38%</w:t>
       </w:r>
       <w:r>
         <w:rPr>
-          <w:rFonts w:ascii="Arimo" w:hAnsi="Arimo" w:eastAsia="Arimo"/>
-          <w:b/>
-          <w:color w:val="2C2C2C"/>
-          <w:sz w:val="16"/>
-        </w:rPr>
-        <w:t>data contracts, lineage, experiment tracking, model or prompt versioning, and release gates</w:t>
-      </w:r>
-      <w:r>
-        <w:rPr>
-          <w:rFonts w:ascii="Arimo" w:hAnsi="Arimo" w:eastAsia="Arimo"/>
+          <w:rFonts w:ascii="Liberation Sans" w:hAnsi="Liberation Sans" w:eastAsia="Liberation Sans" w:cs="Liberation Sans"/>
           <w:b w:val="0"/>
-          <w:color w:val="2C2C2C"/>
-          <w:sz w:val="16"/>
-        </w:rPr>
-        <w:t>, reducing ambiguity between research, engineering, and product teams.</w:t>
-      </w:r>
-    </w:p>
-    <w:p>
-      <w:pPr>
-        <w:spacing w:after="14" w:line="230" w:lineRule="auto"/>
-        <w:ind w:left="115" w:hanging="115"/>
-        <w:keepLines/>
-      </w:pPr>
-      <w:r>
-        <w:rPr>
-          <w:rFonts w:ascii="Arimo" w:hAnsi="Arimo" w:eastAsia="Arimo"/>
-          <w:b w:val="0"/>
-          <w:color w:val="2C2C2C"/>
-          <w:sz w:val="16"/>
-        </w:rPr>
-        <w:t>• Built CI/CD and MLOps automation for testing, packaging, deployment, rollback, and scheduled evaluation across development and production environments.</w:t>
-      </w:r>
-    </w:p>
-    <w:p>
-      <w:pPr>
-        <w:spacing w:after="14" w:line="230" w:lineRule="auto"/>
-        <w:ind w:left="115" w:hanging="115"/>
-        <w:keepLines/>
-      </w:pPr>
-      <w:r>
-        <w:rPr>
-          <w:rFonts w:ascii="Arimo" w:hAnsi="Arimo" w:eastAsia="Arimo"/>
-          <w:b w:val="0"/>
-          <w:color w:val="2C2C2C"/>
-          <w:sz w:val="16"/>
-        </w:rPr>
-        <w:t>• Strengthened privacy and security through access controls, secrets management, PII minimization, input filtering, audit logs, and documented data-retention rules.</w:t>
-      </w:r>
-    </w:p>
-    <w:p>
-      <w:pPr>
-        <w:spacing w:after="14" w:line="230" w:lineRule="auto"/>
-        <w:ind w:left="115" w:hanging="115"/>
-        <w:keepLines/>
-      </w:pPr>
-      <w:r>
-        <w:rPr>
-          <w:rFonts w:ascii="Arimo" w:hAnsi="Arimo" w:eastAsia="Arimo"/>
-          <w:b w:val="0"/>
-          <w:color w:val="2C2C2C"/>
-          <w:sz w:val="16"/>
-        </w:rPr>
-        <w:t>• Mentored engineers and analysts on production design, evaluation methodology, incident review, cost-aware model selection, and communication of limitations to stakeholders.</w:t>
-      </w:r>
-    </w:p>
-    <w:p>
-      <w:pPr>
-        <w:spacing w:after="14" w:line="230" w:lineRule="auto"/>
-        <w:ind w:left="115" w:hanging="115"/>
-        <w:keepLines/>
-      </w:pPr>
-      <w:r>
-        <w:rPr>
-          <w:rFonts w:ascii="Arimo" w:hAnsi="Arimo" w:eastAsia="Arimo"/>
-          <w:b w:val="0"/>
-          <w:color w:val="2C2C2C"/>
-          <w:sz w:val="16"/>
-        </w:rPr>
-        <w:t xml:space="preserve">• Improved </w:t>
-      </w:r>
-      <w:r>
-        <w:rPr>
-          <w:rFonts w:ascii="Arimo" w:hAnsi="Arimo" w:eastAsia="Arimo"/>
-          <w:b/>
-          <w:color w:val="2C2C2C"/>
-          <w:sz w:val="16"/>
-        </w:rPr>
-        <w:t>model deployment time and prediction reliability by 28%</w:t>
-      </w:r>
-      <w:r>
-        <w:rPr>
-          <w:rFonts w:ascii="Arimo" w:hAnsi="Arimo" w:eastAsia="Arimo"/>
-          <w:b w:val="0"/>
-          <w:color w:val="2C2C2C"/>
-          <w:sz w:val="16"/>
-        </w:rPr>
-        <w:t xml:space="preserve"> through targeted data-quality fixes, caching, batching, retrieval tuning, model optimization, and removal of unnecessary processing stages.</w:t>
-      </w:r>
-    </w:p>
-    <w:p>
-      <w:pPr>
-        <w:spacing w:before="80" w:after="0"/>
-        <w:keepLines/>
-        <w:keepNext/>
-      </w:pPr>
-      <w:r>
-        <w:rPr>
-          <w:rFonts w:ascii="Arimo" w:hAnsi="Arimo"/>
-          <w:b/>
-          <w:color w:val="242424"/>
-          <w:sz w:val="19"/>
-        </w:rPr>
-        <w:t>Veracode</w:t>
-      </w:r>
-      <w:r>
-        <w:rPr>
-          <w:rFonts w:ascii="Arimo" w:hAnsi="Arimo"/>
-          <w:color w:val="646464"/>
-          <w:sz w:val="16"/>
-        </w:rPr>
-        <w:t xml:space="preserve">  |  Somerville, MA</w:t>
-      </w:r>
-    </w:p>
-    <w:p>
-      <w:pPr>
-        <w:spacing w:after="20"/>
-        <w:keepLines/>
-        <w:keepNext/>
-      </w:pPr>
-      <w:r>
-        <w:rPr>
-          <w:rFonts w:ascii="Arimo" w:hAnsi="Arimo"/>
-          <w:b/>
-          <w:color w:val="2D2D2D"/>
-          <w:sz w:val="17"/>
-        </w:rPr>
-        <w:t>Staff Software Engineer</w:t>
-      </w:r>
-      <w:r>
-        <w:rPr>
-          <w:rFonts w:ascii="Arimo" w:hAnsi="Arimo"/>
-          <w:color w:val="5F5F5F"/>
-          <w:sz w:val="16"/>
-        </w:rPr>
-        <w:t xml:space="preserve">  |  July 2021 - May 2026</w:t>
-      </w:r>
-    </w:p>
-    <w:p>
-      <w:pPr>
-        <w:spacing w:after="14" w:line="230" w:lineRule="auto"/>
-        <w:ind w:left="115" w:hanging="115"/>
-        <w:keepLines/>
-      </w:pPr>
-      <w:r>
-        <w:rPr>
-          <w:rFonts w:ascii="Arimo" w:hAnsi="Arimo" w:eastAsia="Arimo"/>
-          <w:b w:val="0"/>
-          <w:color w:val="2C2C2C"/>
-          <w:sz w:val="16"/>
-        </w:rPr>
-        <w:t>• Developed data and intelligence capabilities for an application-security SaaS platform, supporting findings classification, risk prioritization, policy workflows, and customer remediation analytics.</w:t>
-      </w:r>
-    </w:p>
-    <w:p>
-      <w:pPr>
-        <w:spacing w:after="14" w:line="230" w:lineRule="auto"/>
-        <w:ind w:left="115" w:hanging="115"/>
-        <w:keepLines/>
-      </w:pPr>
-      <w:r>
-        <w:rPr>
-          <w:rFonts w:ascii="Arimo" w:hAnsi="Arimo" w:eastAsia="Arimo"/>
-          <w:b w:val="0"/>
-          <w:color w:val="2C2C2C"/>
-          <w:sz w:val="16"/>
-        </w:rPr>
-        <w:t>• Converted ad hoc analysis and aging batch logic into versioned Python services, governed datasets, scheduled pipelines, and observable production workflows.</w:t>
-      </w:r>
-    </w:p>
-    <w:p>
-      <w:pPr>
-        <w:spacing w:after="14" w:line="230" w:lineRule="auto"/>
-        <w:ind w:left="115" w:hanging="115"/>
-        <w:keepLines/>
-      </w:pPr>
-      <w:r>
-        <w:rPr>
-          <w:rFonts w:ascii="Arimo" w:hAnsi="Arimo" w:eastAsia="Arimo"/>
-          <w:b w:val="0"/>
-          <w:color w:val="2C2C2C"/>
-          <w:sz w:val="16"/>
-        </w:rPr>
-        <w:t xml:space="preserve">• Resolved defects involving </w:t>
-      </w:r>
-      <w:r>
-        <w:rPr>
-          <w:rFonts w:ascii="Arimo" w:hAnsi="Arimo" w:eastAsia="Arimo"/>
-          <w:b/>
-          <w:color w:val="2C2C2C"/>
-          <w:sz w:val="16"/>
-        </w:rPr>
-        <w:t>incomplete scan data, duplicate findings, schema changes, slow aggregations, stale risk scores, and failed scheduled processing</w:t>
-      </w:r>
-      <w:r>
-        <w:rPr>
-          <w:rFonts w:ascii="Arimo" w:hAnsi="Arimo" w:eastAsia="Arimo"/>
-          <w:b w:val="0"/>
-          <w:color w:val="2C2C2C"/>
+          <w:color w:val="2B2B2B"/>
           <w:sz w:val="16"/>
         </w:rPr>
         <w:t>.</w:t>
@@ -696,211 +417,452 @@
     </w:p>
     <w:p>
       <w:pPr>
-        <w:spacing w:after="14" w:line="230" w:lineRule="auto"/>
-        <w:ind w:left="115" w:hanging="115"/>
         <w:keepLines/>
+        <w:spacing w:after="25" w:line="245" w:lineRule="auto"/>
+        <w:ind w:left="230" w:hanging="187"/>
       </w:pPr>
       <w:r>
         <w:rPr>
-          <w:rFonts w:ascii="Arimo" w:hAnsi="Arimo" w:eastAsia="Arimo"/>
-          <w:b w:val="0"/>
-          <w:color w:val="2C2C2C"/>
+          <w:rFonts w:ascii="Liberation Sans" w:hAnsi="Liberation Sans" w:eastAsia="Liberation Sans" w:cs="Liberation Sans"/>
+          <w:b/>
+          <w:color w:val="2B2B2B"/>
           <w:sz w:val="16"/>
         </w:rPr>
-        <w:t>• Implemented new enrichment, ranking, search, reporting, and recommendation features with explainable outputs and backward-compatible interfaces for enterprise customers.</w:t>
+        <w:t xml:space="preserve">• </w:t>
+      </w:r>
+      <w:r>
+        <w:rPr>
+          <w:rFonts w:ascii="Liberation Sans" w:hAnsi="Liberation Sans" w:eastAsia="Liberation Sans" w:cs="Liberation Sans"/>
+          <w:b w:val="0"/>
+          <w:color w:val="2B2B2B"/>
+          <w:sz w:val="16"/>
+        </w:rPr>
+        <w:t xml:space="preserve">Built automated delivery on </w:t>
+      </w:r>
+      <w:r>
+        <w:rPr>
+          <w:rFonts w:ascii="Liberation Sans" w:hAnsi="Liberation Sans" w:eastAsia="Liberation Sans" w:cs="Liberation Sans"/>
+          <w:b/>
+          <w:color w:val="2B2B2B"/>
+          <w:sz w:val="16"/>
+        </w:rPr>
+        <w:t>cloud services</w:t>
+      </w:r>
+      <w:r>
+        <w:rPr>
+          <w:rFonts w:ascii="Liberation Sans" w:hAnsi="Liberation Sans" w:eastAsia="Liberation Sans" w:cs="Liberation Sans"/>
+          <w:b w:val="0"/>
+          <w:color w:val="2B2B2B"/>
+          <w:sz w:val="16"/>
+        </w:rPr>
+        <w:t xml:space="preserve"> with containers, infrastructure as code, environment promotion, secrets management, and rollback controls, shortening </w:t>
+      </w:r>
+      <w:r>
+        <w:rPr>
+          <w:rFonts w:ascii="Liberation Sans" w:hAnsi="Liberation Sans" w:eastAsia="Liberation Sans" w:cs="Liberation Sans"/>
+          <w:b/>
+          <w:color w:val="2B2B2B"/>
+          <w:sz w:val="16"/>
+        </w:rPr>
+        <w:t>release lead time by 42%</w:t>
+      </w:r>
+      <w:r>
+        <w:rPr>
+          <w:rFonts w:ascii="Liberation Sans" w:hAnsi="Liberation Sans" w:eastAsia="Liberation Sans" w:cs="Liberation Sans"/>
+          <w:b w:val="0"/>
+          <w:color w:val="2B2B2B"/>
+          <w:sz w:val="16"/>
+        </w:rPr>
+        <w:t xml:space="preserve"> without weakening auditability.</w:t>
       </w:r>
     </w:p>
     <w:p>
       <w:pPr>
-        <w:spacing w:after="14" w:line="230" w:lineRule="auto"/>
-        <w:ind w:left="115" w:hanging="115"/>
         <w:keepLines/>
+        <w:spacing w:after="25" w:line="245" w:lineRule="auto"/>
+        <w:ind w:left="230" w:hanging="187"/>
       </w:pPr>
       <w:r>
         <w:rPr>
-          <w:rFonts w:ascii="Arimo" w:hAnsi="Arimo" w:eastAsia="Arimo"/>
-          <w:b w:val="0"/>
-          <w:color w:val="2C2C2C"/>
+          <w:rFonts w:ascii="Liberation Sans" w:hAnsi="Liberation Sans" w:eastAsia="Liberation Sans" w:cs="Liberation Sans"/>
+          <w:b/>
+          <w:color w:val="2B2B2B"/>
           <w:sz w:val="16"/>
         </w:rPr>
-        <w:t>• Designed reusable feature and data contracts across scan ingestion, policy evaluation, customer metadata, and reporting, reducing inconsistent interpretations between teams.</w:t>
+        <w:t xml:space="preserve">• </w:t>
+      </w:r>
+      <w:r>
+        <w:rPr>
+          <w:rFonts w:ascii="Liberation Sans" w:hAnsi="Liberation Sans" w:eastAsia="Liberation Sans" w:cs="Liberation Sans"/>
+          <w:b w:val="0"/>
+          <w:color w:val="2B2B2B"/>
+          <w:sz w:val="16"/>
+        </w:rPr>
+        <w:t xml:space="preserve">Designed secure </w:t>
+      </w:r>
+      <w:r>
+        <w:rPr>
+          <w:rFonts w:ascii="Liberation Sans" w:hAnsi="Liberation Sans" w:eastAsia="Liberation Sans" w:cs="Liberation Sans"/>
+          <w:b/>
+          <w:color w:val="2B2B2B"/>
+          <w:sz w:val="16"/>
+        </w:rPr>
+        <w:t>REST, GraphQL, gRPC, webhook, and event-driven integrations</w:t>
+      </w:r>
+      <w:r>
+        <w:rPr>
+          <w:rFonts w:ascii="Liberation Sans" w:hAnsi="Liberation Sans" w:eastAsia="Liberation Sans" w:cs="Liberation Sans"/>
+          <w:b w:val="0"/>
+          <w:color w:val="2B2B2B"/>
+          <w:sz w:val="16"/>
+        </w:rPr>
+        <w:t xml:space="preserve"> with OAuth 2.0, OpenID Connect, short-lived credentials, idempotency, rate limiting, and contract-based compatibility controls.</w:t>
       </w:r>
     </w:p>
     <w:p>
       <w:pPr>
-        <w:spacing w:after="14" w:line="230" w:lineRule="auto"/>
-        <w:ind w:left="115" w:hanging="115"/>
         <w:keepLines/>
+        <w:spacing w:after="25" w:line="245" w:lineRule="auto"/>
+        <w:ind w:left="230" w:hanging="187"/>
       </w:pPr>
       <w:r>
         <w:rPr>
-          <w:rFonts w:ascii="Arimo" w:hAnsi="Arimo" w:eastAsia="Arimo"/>
-          <w:b w:val="0"/>
-          <w:color w:val="2C2C2C"/>
+          <w:rFonts w:ascii="Liberation Sans" w:hAnsi="Liberation Sans" w:eastAsia="Liberation Sans" w:cs="Liberation Sans"/>
+          <w:b/>
+          <w:color w:val="2B2B2B"/>
           <w:sz w:val="16"/>
         </w:rPr>
-        <w:t>• Expanded unit, data-quality, integration, performance, and regression testing with representative customer distributions and failure scenarios.</w:t>
+        <w:t xml:space="preserve">• </w:t>
+      </w:r>
+      <w:r>
+        <w:rPr>
+          <w:rFonts w:ascii="Liberation Sans" w:hAnsi="Liberation Sans" w:eastAsia="Liberation Sans" w:cs="Liberation Sans"/>
+          <w:b w:val="0"/>
+          <w:color w:val="2B2B2B"/>
+          <w:sz w:val="16"/>
+        </w:rPr>
+        <w:t xml:space="preserve">Introduced unit, integration, contract, end-to-end, performance, and security testing around </w:t>
+      </w:r>
+      <w:r>
+        <w:rPr>
+          <w:rFonts w:ascii="Liberation Sans" w:hAnsi="Liberation Sans" w:eastAsia="Liberation Sans" w:cs="Liberation Sans"/>
+          <w:b/>
+          <w:color w:val="2B2B2B"/>
+          <w:sz w:val="16"/>
+        </w:rPr>
+        <w:t>Python, PyTorch, MLflow and cloud MLOps</w:t>
+      </w:r>
+      <w:r>
+        <w:rPr>
+          <w:rFonts w:ascii="Liberation Sans" w:hAnsi="Liberation Sans" w:eastAsia="Liberation Sans" w:cs="Liberation Sans"/>
+          <w:b w:val="0"/>
+          <w:color w:val="2B2B2B"/>
+          <w:sz w:val="16"/>
+        </w:rPr>
+        <w:t xml:space="preserve">, reducing escaped defects by </w:t>
+      </w:r>
+      <w:r>
+        <w:rPr>
+          <w:rFonts w:ascii="Liberation Sans" w:hAnsi="Liberation Sans" w:eastAsia="Liberation Sans" w:cs="Liberation Sans"/>
+          <w:b/>
+          <w:color w:val="2B2B2B"/>
+          <w:sz w:val="16"/>
+        </w:rPr>
+        <w:t>31%</w:t>
+      </w:r>
+      <w:r>
+        <w:rPr>
+          <w:rFonts w:ascii="Liberation Sans" w:hAnsi="Liberation Sans" w:eastAsia="Liberation Sans" w:cs="Liberation Sans"/>
+          <w:b w:val="0"/>
+          <w:color w:val="2B2B2B"/>
+          <w:sz w:val="16"/>
+        </w:rPr>
+        <w:t xml:space="preserve"> and making production releases more predictable across remote teams.</w:t>
       </w:r>
     </w:p>
     <w:p>
       <w:pPr>
-        <w:spacing w:after="14" w:line="230" w:lineRule="auto"/>
-        <w:ind w:left="115" w:hanging="115"/>
         <w:keepLines/>
+        <w:spacing w:after="25" w:line="245" w:lineRule="auto"/>
+        <w:ind w:left="230" w:hanging="187"/>
       </w:pPr>
       <w:r>
         <w:rPr>
-          <w:rFonts w:ascii="Arimo" w:hAnsi="Arimo" w:eastAsia="Arimo"/>
-          <w:b w:val="0"/>
-          <w:color w:val="2C2C2C"/>
+          <w:rFonts w:ascii="Liberation Sans" w:hAnsi="Liberation Sans" w:eastAsia="Liberation Sans" w:cs="Liberation Sans"/>
+          <w:b/>
+          <w:color w:val="2B2B2B"/>
           <w:sz w:val="16"/>
         </w:rPr>
-        <w:t>• Partnered with security researchers, product managers, SRE, and support teams to validate behavior, investigate incidents, and document model or rule limitations.</w:t>
+        <w:t xml:space="preserve">• </w:t>
+      </w:r>
+      <w:r>
+        <w:rPr>
+          <w:rFonts w:ascii="Liberation Sans" w:hAnsi="Liberation Sans" w:eastAsia="Liberation Sans" w:cs="Liberation Sans"/>
+          <w:b w:val="0"/>
+          <w:color w:val="2B2B2B"/>
+          <w:sz w:val="16"/>
+        </w:rPr>
+        <w:t xml:space="preserve">Optimized relational queries, cache strategy, search indexes, asynchronous workloads, and cloud resource sizing, cutting recurring infrastructure cost by </w:t>
+      </w:r>
+      <w:r>
+        <w:rPr>
+          <w:rFonts w:ascii="Liberation Sans" w:hAnsi="Liberation Sans" w:eastAsia="Liberation Sans" w:cs="Liberation Sans"/>
+          <w:b/>
+          <w:color w:val="2B2B2B"/>
+          <w:sz w:val="16"/>
+        </w:rPr>
+        <w:t>24%</w:t>
+      </w:r>
+      <w:r>
+        <w:rPr>
+          <w:rFonts w:ascii="Liberation Sans" w:hAnsi="Liberation Sans" w:eastAsia="Liberation Sans" w:cs="Liberation Sans"/>
+          <w:b w:val="0"/>
+          <w:color w:val="2B2B2B"/>
+          <w:sz w:val="16"/>
+        </w:rPr>
+        <w:t xml:space="preserve"> while preserving availability and growth headroom.</w:t>
       </w:r>
     </w:p>
     <w:p>
       <w:pPr>
-        <w:spacing w:after="14" w:line="230" w:lineRule="auto"/>
-        <w:ind w:left="115" w:hanging="115"/>
         <w:keepLines/>
+        <w:spacing w:after="25" w:line="245" w:lineRule="auto"/>
+        <w:ind w:left="230" w:hanging="187"/>
       </w:pPr>
       <w:r>
         <w:rPr>
-          <w:rFonts w:ascii="Arimo" w:hAnsi="Arimo" w:eastAsia="Arimo"/>
-          <w:b w:val="0"/>
-          <w:color w:val="2C2C2C"/>
+          <w:rFonts w:ascii="Liberation Sans" w:hAnsi="Liberation Sans" w:eastAsia="Liberation Sans" w:cs="Liberation Sans"/>
+          <w:b/>
+          <w:color w:val="2B2B2B"/>
           <w:sz w:val="16"/>
         </w:rPr>
-        <w:t xml:space="preserve">• Reduced invalid or stale analytical outputs by </w:t>
+        <w:t xml:space="preserve">• </w:t>
       </w:r>
       <w:r>
         <w:rPr>
-          <w:rFonts w:ascii="Arimo" w:hAnsi="Arimo" w:eastAsia="Arimo"/>
-          <w:b/>
-          <w:color w:val="2C2C2C"/>
+          <w:rFonts w:ascii="Liberation Sans" w:hAnsi="Liberation Sans" w:eastAsia="Liberation Sans" w:cs="Liberation Sans"/>
+          <w:b w:val="0"/>
+          <w:color w:val="2B2B2B"/>
           <w:sz w:val="16"/>
         </w:rPr>
-        <w:t>37%</w:t>
-      </w:r>
-      <w:r>
-        <w:rPr>
-          <w:rFonts w:ascii="Arimo" w:hAnsi="Arimo" w:eastAsia="Arimo"/>
-          <w:b w:val="0"/>
-          <w:color w:val="2C2C2C"/>
-          <w:sz w:val="16"/>
-        </w:rPr>
-        <w:t xml:space="preserve"> through lineage, freshness checks, deduplication, retry controls, and monitored reconciliation workflows.</w:t>
+        <w:t>Led architecture reviews, technical discovery, estimation, code reviews, and incident retrospectives, mentoring engineers through practical design decisions rather than relying on framework-first or rewrite-first solutions.</w:t>
       </w:r>
     </w:p>
     <w:p>
       <w:pPr>
-        <w:spacing w:before="80" w:after="0"/>
         <w:keepLines/>
-        <w:keepNext/>
+        <w:spacing w:after="25" w:line="245" w:lineRule="auto"/>
+        <w:ind w:left="230" w:hanging="187"/>
       </w:pPr>
       <w:r>
         <w:rPr>
-          <w:rFonts w:ascii="Arimo" w:hAnsi="Arimo"/>
+          <w:rFonts w:ascii="Liberation Sans" w:hAnsi="Liberation Sans" w:eastAsia="Liberation Sans" w:cs="Liberation Sans"/>
           <w:b/>
-          <w:color w:val="242424"/>
-          <w:sz w:val="19"/>
+          <w:color w:val="2B2B2B"/>
+          <w:sz w:val="16"/>
         </w:rPr>
-        <w:t>Asurion</w:t>
+        <w:t xml:space="preserve">• </w:t>
       </w:r>
       <w:r>
         <w:rPr>
-          <w:rFonts w:ascii="Arimo" w:hAnsi="Arimo"/>
-          <w:color w:val="646464"/>
+          <w:rFonts w:ascii="Liberation Sans" w:hAnsi="Liberation Sans" w:eastAsia="Liberation Sans" w:cs="Liberation Sans"/>
+          <w:b w:val="0"/>
+          <w:color w:val="2B2B2B"/>
           <w:sz w:val="16"/>
         </w:rPr>
-        <w:t xml:space="preserve">  |  Nashville, TN</w:t>
+        <w:t xml:space="preserve">Implemented observability with structured logs, metrics, distributed traces, SLO dashboards, and actionable alerts, improving fault isolation and supporting a sustained </w:t>
+      </w:r>
+      <w:r>
+        <w:rPr>
+          <w:rFonts w:ascii="Liberation Sans" w:hAnsi="Liberation Sans" w:eastAsia="Liberation Sans" w:cs="Liberation Sans"/>
+          <w:b/>
+          <w:color w:val="2B2B2B"/>
+          <w:sz w:val="16"/>
+        </w:rPr>
+        <w:t>99.95% service availability</w:t>
+      </w:r>
+      <w:r>
+        <w:rPr>
+          <w:rFonts w:ascii="Liberation Sans" w:hAnsi="Liberation Sans" w:eastAsia="Liberation Sans" w:cs="Liberation Sans"/>
+          <w:b w:val="0"/>
+          <w:color w:val="2B2B2B"/>
+          <w:sz w:val="16"/>
+        </w:rPr>
+        <w:t xml:space="preserve"> target.</w:t>
       </w:r>
     </w:p>
     <w:p>
       <w:pPr>
-        <w:spacing w:after="20"/>
         <w:keepLines/>
-        <w:keepNext/>
+        <w:spacing w:after="25" w:line="245" w:lineRule="auto"/>
+        <w:ind w:left="230" w:hanging="187"/>
       </w:pPr>
       <w:r>
         <w:rPr>
-          <w:rFonts w:ascii="Arimo" w:hAnsi="Arimo"/>
+          <w:rFonts w:ascii="Liberation Sans" w:hAnsi="Liberation Sans" w:eastAsia="Liberation Sans" w:cs="Liberation Sans"/>
           <w:b/>
-          <w:color w:val="2D2D2D"/>
-          <w:sz w:val="17"/>
+          <w:color w:val="2B2B2B"/>
+          <w:sz w:val="16"/>
         </w:rPr>
-        <w:t>Senior Software Engineer</w:t>
+        <w:t xml:space="preserve">• </w:t>
       </w:r>
       <w:r>
         <w:rPr>
-          <w:rFonts w:ascii="Arimo" w:hAnsi="Arimo"/>
-          <w:color w:val="5F5F5F"/>
+          <w:rFonts w:ascii="Liberation Sans" w:hAnsi="Liberation Sans" w:eastAsia="Liberation Sans" w:cs="Liberation Sans"/>
+          <w:b w:val="0"/>
+          <w:color w:val="2B2B2B"/>
           <w:sz w:val="16"/>
         </w:rPr>
-        <w:t xml:space="preserve">  |  May 2018 - June 2021</w:t>
+        <w:t>Partnered with product, security, data, and operations stakeholders to convert ambiguous requirements into sequenced technical outcomes, documented ADRs, migration plans, and measurable business acceptance criteria.</w:t>
       </w:r>
     </w:p>
     <w:p>
       <w:pPr>
-        <w:spacing w:after="14" w:line="230" w:lineRule="auto"/>
-        <w:ind w:left="115" w:hanging="115"/>
-        <w:keepLines/>
+        <w:keepNext/>
+        <w:spacing w:before="50" w:after="10"/>
       </w:pPr>
       <w:r>
         <w:rPr>
-          <w:rFonts w:ascii="Arimo" w:hAnsi="Arimo" w:eastAsia="Arimo"/>
+          <w:rFonts w:ascii="Liberation Sans" w:hAnsi="Liberation Sans" w:eastAsia="Liberation Sans" w:cs="Liberation Sans"/>
           <w:b w:val="0"/>
-          <w:color w:val="2C2C2C"/>
-          <w:sz w:val="16"/>
+          <w:color w:val="676767"/>
+          <w:sz w:val="18"/>
         </w:rPr>
-        <w:t>• Built analytical and intelligent features for device protection, claims, support, logistics, and customer engagement using period-appropriate Python, data, and cloud technologies.</w:t>
+        <w:t>Veracode | Jul 2021 - May 2026 | Somerville, MA</w:t>
       </w:r>
     </w:p>
     <w:p>
       <w:pPr>
-        <w:spacing w:after="14" w:line="230" w:lineRule="auto"/>
-        <w:ind w:left="115" w:hanging="115"/>
-        <w:keepLines/>
+        <w:keepNext/>
+        <w:spacing w:after="32"/>
       </w:pPr>
       <w:r>
         <w:rPr>
-          <w:rFonts w:ascii="Arimo" w:hAnsi="Arimo" w:eastAsia="Arimo"/>
-          <w:b w:val="0"/>
-          <w:color w:val="2C2C2C"/>
-          <w:sz w:val="16"/>
+          <w:rFonts w:ascii="Liberation Sans" w:hAnsi="Liberation Sans" w:eastAsia="Liberation Sans" w:cs="Liberation Sans"/>
+          <w:b/>
+          <w:color w:val="2B2B2B"/>
+          <w:sz w:val="19"/>
         </w:rPr>
-        <w:t>• Modernized fragmented reporting and scoring logic into reusable pipelines and services with explicit schemas, quality checks, and documented business definitions.</w:t>
+        <w:t>Staff Software Engineer</w:t>
       </w:r>
     </w:p>
     <w:p>
       <w:pPr>
-        <w:spacing w:after="14" w:line="230" w:lineRule="auto"/>
-        <w:ind w:left="115" w:hanging="115"/>
         <w:keepLines/>
+        <w:spacing w:after="25" w:line="245" w:lineRule="auto"/>
+        <w:ind w:left="230" w:hanging="187"/>
       </w:pPr>
       <w:r>
         <w:rPr>
-          <w:rFonts w:ascii="Arimo" w:hAnsi="Arimo" w:eastAsia="Arimo"/>
-          <w:b w:val="0"/>
-          <w:color w:val="2C2C2C"/>
+          <w:rFonts w:ascii="Liberation Sans" w:hAnsi="Liberation Sans" w:eastAsia="Liberation Sans" w:cs="Liberation Sans"/>
+          <w:b/>
+          <w:color w:val="2B2B2B"/>
           <w:sz w:val="16"/>
         </w:rPr>
-        <w:t xml:space="preserve">• Investigated defects involving </w:t>
+        <w:t xml:space="preserve">• </w:t>
       </w:r>
       <w:r>
         <w:rPr>
-          <w:rFonts w:ascii="Arimo" w:hAnsi="Arimo" w:eastAsia="Arimo"/>
-          <w:b/>
-          <w:color w:val="2C2C2C"/>
+          <w:rFonts w:ascii="Liberation Sans" w:hAnsi="Liberation Sans" w:eastAsia="Liberation Sans" w:cs="Liberation Sans"/>
+          <w:b w:val="0"/>
+          <w:color w:val="2B2B2B"/>
           <w:sz w:val="16"/>
         </w:rPr>
-        <w:t>duplicate claims, delayed carrier events, inconsistent customer records, biased training samples, and slow operational reports</w:t>
+        <w:t xml:space="preserve">Led architecture and hands-on implementation for </w:t>
       </w:r>
       <w:r>
         <w:rPr>
-          <w:rFonts w:ascii="Arimo" w:hAnsi="Arimo" w:eastAsia="Arimo"/>
+          <w:rFonts w:ascii="Liberation Sans" w:hAnsi="Liberation Sans" w:eastAsia="Liberation Sans" w:cs="Liberation Sans"/>
+          <w:b/>
+          <w:color w:val="2B2B2B"/>
+          <w:sz w:val="16"/>
+        </w:rPr>
+        <w:t>vulnerability prioritization, anomaly detection and developer remediation recommendations</w:t>
+      </w:r>
+      <w:r>
+        <w:rPr>
+          <w:rFonts w:ascii="Liberation Sans" w:hAnsi="Liberation Sans" w:eastAsia="Liberation Sans" w:cs="Liberation Sans"/>
           <w:b w:val="0"/>
-          <w:color w:val="2C2C2C"/>
+          <w:color w:val="2B2B2B"/>
+          <w:sz w:val="16"/>
+        </w:rPr>
+        <w:t xml:space="preserve"> using </w:t>
+      </w:r>
+      <w:r>
+        <w:rPr>
+          <w:rFonts w:ascii="Liberation Sans" w:hAnsi="Liberation Sans" w:eastAsia="Liberation Sans" w:cs="Liberation Sans"/>
+          <w:b/>
+          <w:color w:val="2B2B2B"/>
+          <w:sz w:val="16"/>
+        </w:rPr>
+        <w:t>Python 3.8-3.11, PyTorch 1.10-2.x, MLflow 1-2 and Kubernetes</w:t>
+      </w:r>
+      <w:r>
+        <w:rPr>
+          <w:rFonts w:ascii="Liberation Sans" w:hAnsi="Liberation Sans" w:eastAsia="Liberation Sans" w:cs="Liberation Sans"/>
+          <w:b w:val="0"/>
+          <w:color w:val="2B2B2B"/>
+          <w:sz w:val="16"/>
+        </w:rPr>
+        <w:t>, supporting multi-tenant SaaS growth while maintaining tenant isolation, secure coding controls, and backward-compatible customer workflows.</w:t>
+      </w:r>
+    </w:p>
+    <w:p>
+      <w:pPr>
+        <w:keepLines/>
+        <w:spacing w:after="25" w:line="245" w:lineRule="auto"/>
+        <w:ind w:left="230" w:hanging="187"/>
+      </w:pPr>
+      <w:r>
+        <w:rPr>
+          <w:rFonts w:ascii="Liberation Sans" w:hAnsi="Liberation Sans" w:eastAsia="Liberation Sans" w:cs="Liberation Sans"/>
+          <w:b/>
+          <w:color w:val="2B2B2B"/>
+          <w:sz w:val="16"/>
+        </w:rPr>
+        <w:t xml:space="preserve">• </w:t>
+      </w:r>
+      <w:r>
+        <w:rPr>
+          <w:rFonts w:ascii="Liberation Sans" w:hAnsi="Liberation Sans" w:eastAsia="Liberation Sans" w:cs="Liberation Sans"/>
+          <w:b w:val="0"/>
+          <w:color w:val="2B2B2B"/>
+          <w:sz w:val="16"/>
+        </w:rPr>
+        <w:t xml:space="preserve">Refactored tightly coupled modules into </w:t>
+      </w:r>
+      <w:r>
+        <w:rPr>
+          <w:rFonts w:ascii="Liberation Sans" w:hAnsi="Liberation Sans" w:eastAsia="Liberation Sans" w:cs="Liberation Sans"/>
+          <w:b/>
+          <w:color w:val="2B2B2B"/>
+          <w:sz w:val="16"/>
+        </w:rPr>
+        <w:t>feature stores, model registries, batch and online inference, and continuous evaluation</w:t>
+      </w:r>
+      <w:r>
+        <w:rPr>
+          <w:rFonts w:ascii="Liberation Sans" w:hAnsi="Liberation Sans" w:eastAsia="Liberation Sans" w:cs="Liberation Sans"/>
+          <w:b w:val="0"/>
+          <w:color w:val="2B2B2B"/>
+          <w:sz w:val="16"/>
+        </w:rPr>
+        <w:t xml:space="preserve">, eliminating duplicate processing, connection-pool exhaustion, queue backlogs, and inconsistent retries to improve sustained processing throughput by </w:t>
+      </w:r>
+      <w:r>
+        <w:rPr>
+          <w:rFonts w:ascii="Liberation Sans" w:hAnsi="Liberation Sans" w:eastAsia="Liberation Sans" w:cs="Liberation Sans"/>
+          <w:b/>
+          <w:color w:val="2B2B2B"/>
+          <w:sz w:val="16"/>
+        </w:rPr>
+        <w:t>34%</w:t>
+      </w:r>
+      <w:r>
+        <w:rPr>
+          <w:rFonts w:ascii="Liberation Sans" w:hAnsi="Liberation Sans" w:eastAsia="Liberation Sans" w:cs="Liberation Sans"/>
+          <w:b w:val="0"/>
+          <w:color w:val="2B2B2B"/>
           <w:sz w:val="16"/>
         </w:rPr>
         <w:t>.</w:t>
@@ -908,579 +870,1041 @@
     </w:p>
     <w:p>
       <w:pPr>
-        <w:spacing w:after="14" w:line="230" w:lineRule="auto"/>
-        <w:ind w:left="115" w:hanging="115"/>
         <w:keepLines/>
+        <w:spacing w:after="25" w:line="245" w:lineRule="auto"/>
+        <w:ind w:left="230" w:hanging="187"/>
       </w:pPr>
       <w:r>
         <w:rPr>
-          <w:rFonts w:ascii="Arimo" w:hAnsi="Arimo" w:eastAsia="Arimo"/>
-          <w:b w:val="0"/>
-          <w:color w:val="2C2C2C"/>
+          <w:rFonts w:ascii="Liberation Sans" w:hAnsi="Liberation Sans" w:eastAsia="Liberation Sans" w:cs="Liberation Sans"/>
+          <w:b/>
+          <w:color w:val="2B2B2B"/>
           <w:sz w:val="16"/>
         </w:rPr>
-        <w:t>• Implemented new eligibility, fraud-signal, routing, forecasting, and customer-support features with monitored batch and online processing paths.</w:t>
+        <w:t xml:space="preserve">• </w:t>
+      </w:r>
+      <w:r>
+        <w:rPr>
+          <w:rFonts w:ascii="Liberation Sans" w:hAnsi="Liberation Sans" w:eastAsia="Liberation Sans" w:cs="Liberation Sans"/>
+          <w:b w:val="0"/>
+          <w:color w:val="2B2B2B"/>
+          <w:sz w:val="16"/>
+        </w:rPr>
+        <w:t>Designed versioned APIs and asynchronous contracts for findings, policies, scans, notifications, and external integrations, applying idempotency keys, schema evolution, circuit breakers, and dead-letter recovery.</w:t>
       </w:r>
     </w:p>
     <w:p>
       <w:pPr>
-        <w:spacing w:after="14" w:line="230" w:lineRule="auto"/>
-        <w:ind w:left="115" w:hanging="115"/>
         <w:keepLines/>
+        <w:spacing w:after="25" w:line="245" w:lineRule="auto"/>
+        <w:ind w:left="230" w:hanging="187"/>
       </w:pPr>
       <w:r>
         <w:rPr>
-          <w:rFonts w:ascii="Arimo" w:hAnsi="Arimo" w:eastAsia="Arimo"/>
-          <w:b w:val="0"/>
-          <w:color w:val="2C2C2C"/>
+          <w:rFonts w:ascii="Liberation Sans" w:hAnsi="Liberation Sans" w:eastAsia="Liberation Sans" w:cs="Liberation Sans"/>
+          <w:b/>
+          <w:color w:val="2B2B2B"/>
           <w:sz w:val="16"/>
         </w:rPr>
-        <w:t>• Improved consistency through deduplication, identity matching, event-time handling, reconciliation jobs, and source-to-target validation across partner feeds.</w:t>
+        <w:t xml:space="preserve">• </w:t>
+      </w:r>
+      <w:r>
+        <w:rPr>
+          <w:rFonts w:ascii="Liberation Sans" w:hAnsi="Liberation Sans" w:eastAsia="Liberation Sans" w:cs="Liberation Sans"/>
+          <w:b w:val="0"/>
+          <w:color w:val="2B2B2B"/>
+          <w:sz w:val="16"/>
+        </w:rPr>
+        <w:t>Modernized legacy components through staged migrations, compatibility adapters, feature flags, and dual-run validation, avoiding a disruptive rewrite while steadily retiring unsupported libraries and build tooling.</w:t>
       </w:r>
     </w:p>
     <w:p>
       <w:pPr>
-        <w:spacing w:after="14" w:line="230" w:lineRule="auto"/>
-        <w:ind w:left="115" w:hanging="115"/>
         <w:keepLines/>
+        <w:spacing w:after="25" w:line="245" w:lineRule="auto"/>
+        <w:ind w:left="230" w:hanging="187"/>
       </w:pPr>
       <w:r>
         <w:rPr>
-          <w:rFonts w:ascii="Arimo" w:hAnsi="Arimo" w:eastAsia="Arimo"/>
-          <w:b w:val="0"/>
-          <w:color w:val="2C2C2C"/>
+          <w:rFonts w:ascii="Liberation Sans" w:hAnsi="Liberation Sans" w:eastAsia="Liberation Sans" w:cs="Liberation Sans"/>
+          <w:b/>
+          <w:color w:val="2B2B2B"/>
           <w:sz w:val="16"/>
         </w:rPr>
-        <w:t>• Collaborated with product, operations, data science, QA, and compliance teams to stage releases and verify that analytical behavior matched customer policy rules.</w:t>
+        <w:t xml:space="preserve">• </w:t>
+      </w:r>
+      <w:r>
+        <w:rPr>
+          <w:rFonts w:ascii="Liberation Sans" w:hAnsi="Liberation Sans" w:eastAsia="Liberation Sans" w:cs="Liberation Sans"/>
+          <w:b w:val="0"/>
+          <w:color w:val="2B2B2B"/>
+          <w:sz w:val="16"/>
+        </w:rPr>
+        <w:t xml:space="preserve">Strengthened quality gates with static analysis, dependency scanning, unit and integration suites, consumer-driven contract tests, and targeted load tests, reducing escaped production defects by </w:t>
+      </w:r>
+      <w:r>
+        <w:rPr>
+          <w:rFonts w:ascii="Liberation Sans" w:hAnsi="Liberation Sans" w:eastAsia="Liberation Sans" w:cs="Liberation Sans"/>
+          <w:b/>
+          <w:color w:val="2B2B2B"/>
+          <w:sz w:val="16"/>
+        </w:rPr>
+        <w:t>29%</w:t>
+      </w:r>
+      <w:r>
+        <w:rPr>
+          <w:rFonts w:ascii="Liberation Sans" w:hAnsi="Liberation Sans" w:eastAsia="Liberation Sans" w:cs="Liberation Sans"/>
+          <w:b w:val="0"/>
+          <w:color w:val="2B2B2B"/>
+          <w:sz w:val="16"/>
+        </w:rPr>
+        <w:t>.</w:t>
       </w:r>
     </w:p>
     <w:p>
       <w:pPr>
-        <w:spacing w:after="14" w:line="230" w:lineRule="auto"/>
-        <w:ind w:left="115" w:hanging="115"/>
         <w:keepLines/>
+        <w:spacing w:after="25" w:line="245" w:lineRule="auto"/>
+        <w:ind w:left="230" w:hanging="187"/>
       </w:pPr>
       <w:r>
         <w:rPr>
-          <w:rFonts w:ascii="Arimo" w:hAnsi="Arimo" w:eastAsia="Arimo"/>
-          <w:b w:val="0"/>
-          <w:color w:val="2C2C2C"/>
+          <w:rFonts w:ascii="Liberation Sans" w:hAnsi="Liberation Sans" w:eastAsia="Liberation Sans" w:cs="Liberation Sans"/>
+          <w:b/>
+          <w:color w:val="2B2B2B"/>
           <w:sz w:val="16"/>
         </w:rPr>
-        <w:t xml:space="preserve">• Improved operational decision accuracy by </w:t>
+        <w:t xml:space="preserve">• </w:t>
       </w:r>
       <w:r>
         <w:rPr>
-          <w:rFonts w:ascii="Arimo" w:hAnsi="Arimo" w:eastAsia="Arimo"/>
-          <w:b/>
-          <w:color w:val="2C2C2C"/>
+          <w:rFonts w:ascii="Liberation Sans" w:hAnsi="Liberation Sans" w:eastAsia="Liberation Sans" w:cs="Liberation Sans"/>
+          <w:b w:val="0"/>
+          <w:color w:val="2B2B2B"/>
           <w:sz w:val="16"/>
         </w:rPr>
-        <w:t>26%</w:t>
+        <w:t xml:space="preserve">Improved deployment automation across </w:t>
       </w:r>
       <w:r>
         <w:rPr>
-          <w:rFonts w:ascii="Arimo" w:hAnsi="Arimo" w:eastAsia="Arimo"/>
-          <w:b w:val="0"/>
-          <w:color w:val="2C2C2C"/>
+          <w:rFonts w:ascii="Liberation Sans" w:hAnsi="Liberation Sans" w:eastAsia="Liberation Sans" w:cs="Liberation Sans"/>
+          <w:b/>
+          <w:color w:val="2B2B2B"/>
           <w:sz w:val="16"/>
         </w:rPr>
-        <w:t xml:space="preserve"> through feature-quality remediation, threshold tuning, better event matching, and removal of stale source dependencies.</w:t>
+        <w:t>cloud services</w:t>
+      </w:r>
+      <w:r>
+        <w:rPr>
+          <w:rFonts w:ascii="Liberation Sans" w:hAnsi="Liberation Sans" w:eastAsia="Liberation Sans" w:cs="Liberation Sans"/>
+          <w:b w:val="0"/>
+          <w:color w:val="2B2B2B"/>
+          <w:sz w:val="16"/>
+        </w:rPr>
+        <w:t xml:space="preserve"> with immutable artifacts, environment policy checks, progressive rollout, and automated rollback, reducing median change lead time by </w:t>
+      </w:r>
+      <w:r>
+        <w:rPr>
+          <w:rFonts w:ascii="Liberation Sans" w:hAnsi="Liberation Sans" w:eastAsia="Liberation Sans" w:cs="Liberation Sans"/>
+          <w:b/>
+          <w:color w:val="2B2B2B"/>
+          <w:sz w:val="16"/>
+        </w:rPr>
+        <w:t>40%</w:t>
+      </w:r>
+      <w:r>
+        <w:rPr>
+          <w:rFonts w:ascii="Liberation Sans" w:hAnsi="Liberation Sans" w:eastAsia="Liberation Sans" w:cs="Liberation Sans"/>
+          <w:b w:val="0"/>
+          <w:color w:val="2B2B2B"/>
+          <w:sz w:val="16"/>
+        </w:rPr>
+        <w:t>.</w:t>
       </w:r>
     </w:p>
     <w:p>
       <w:pPr>
-        <w:spacing w:before="80" w:after="0"/>
         <w:keepLines/>
-        <w:keepNext/>
+        <w:spacing w:after="25" w:line="245" w:lineRule="auto"/>
+        <w:ind w:left="230" w:hanging="187"/>
       </w:pPr>
       <w:r>
         <w:rPr>
-          <w:rFonts w:ascii="Arimo" w:hAnsi="Arimo"/>
+          <w:rFonts w:ascii="Liberation Sans" w:hAnsi="Liberation Sans" w:eastAsia="Liberation Sans" w:cs="Liberation Sans"/>
           <w:b/>
-          <w:color w:val="242424"/>
-          <w:sz w:val="19"/>
+          <w:color w:val="2B2B2B"/>
+          <w:sz w:val="16"/>
         </w:rPr>
-        <w:t>Rustici Software</w:t>
+        <w:t xml:space="preserve">• </w:t>
       </w:r>
       <w:r>
         <w:rPr>
-          <w:rFonts w:ascii="Arimo" w:hAnsi="Arimo"/>
-          <w:color w:val="646464"/>
+          <w:rFonts w:ascii="Liberation Sans" w:hAnsi="Liberation Sans" w:eastAsia="Liberation Sans" w:cs="Liberation Sans"/>
+          <w:b w:val="0"/>
+          <w:color w:val="2B2B2B"/>
           <w:sz w:val="16"/>
         </w:rPr>
-        <w:t xml:space="preserve">  |  Nashville, TN</w:t>
+        <w:t>Diagnosed high-severity production issues involving malformed scan payloads, cross-service timeouts, duplicate events, authorization edge cases, and noisy alerts, then converted findings into durable platform fixes and runbooks.</w:t>
       </w:r>
     </w:p>
     <w:p>
       <w:pPr>
-        <w:spacing w:after="20"/>
         <w:keepLines/>
-        <w:keepNext/>
+        <w:spacing w:after="25" w:line="245" w:lineRule="auto"/>
+        <w:ind w:left="230" w:hanging="187"/>
       </w:pPr>
       <w:r>
         <w:rPr>
-          <w:rFonts w:ascii="Arimo" w:hAnsi="Arimo"/>
+          <w:rFonts w:ascii="Liberation Sans" w:hAnsi="Liberation Sans" w:eastAsia="Liberation Sans" w:cs="Liberation Sans"/>
           <w:b/>
-          <w:color w:val="2D2D2D"/>
-          <w:sz w:val="17"/>
+          <w:color w:val="2B2B2B"/>
+          <w:sz w:val="16"/>
         </w:rPr>
-        <w:t>Software Engineer</w:t>
+        <w:t xml:space="preserve">• </w:t>
       </w:r>
       <w:r>
         <w:rPr>
-          <w:rFonts w:ascii="Arimo" w:hAnsi="Arimo"/>
-          <w:color w:val="5F5F5F"/>
+          <w:rFonts w:ascii="Liberation Sans" w:hAnsi="Liberation Sans" w:eastAsia="Liberation Sans" w:cs="Liberation Sans"/>
+          <w:b w:val="0"/>
+          <w:color w:val="2B2B2B"/>
           <w:sz w:val="16"/>
         </w:rPr>
-        <w:t xml:space="preserve">  |  February 2016 - March 2018</w:t>
+        <w:t>Mentored senior and mid-level engineers, facilitated design reviews, and aligned product, security, support, and data teams on technical tradeoffs, service ownership, operational readiness, and measurable delivery outcomes.</w:t>
       </w:r>
     </w:p>
     <w:p>
       <w:pPr>
-        <w:spacing w:after="14" w:line="230" w:lineRule="auto"/>
-        <w:ind w:left="115" w:hanging="115"/>
-        <w:keepLines/>
+        <w:keepNext/>
+        <w:spacing w:before="50" w:after="10"/>
       </w:pPr>
       <w:r>
         <w:rPr>
-          <w:rFonts w:ascii="Arimo" w:hAnsi="Arimo" w:eastAsia="Arimo"/>
+          <w:rFonts w:ascii="Liberation Sans" w:hAnsi="Liberation Sans" w:eastAsia="Liberation Sans" w:cs="Liberation Sans"/>
           <w:b w:val="0"/>
-          <w:color w:val="2C2C2C"/>
-          <w:sz w:val="16"/>
+          <w:color w:val="676767"/>
+          <w:sz w:val="18"/>
         </w:rPr>
-        <w:t>• Developed analytics and data-processing capabilities for SCORM and xAPI learning records, course launches, completion state, and customer reporting workflows.</w:t>
+        <w:t>Asurion | May 2018 - Jun 2021 | Nashville, TN</w:t>
       </w:r>
     </w:p>
     <w:p>
       <w:pPr>
-        <w:spacing w:after="14" w:line="230" w:lineRule="auto"/>
-        <w:ind w:left="115" w:hanging="115"/>
-        <w:keepLines/>
+        <w:keepNext/>
+        <w:spacing w:after="32"/>
       </w:pPr>
       <w:r>
         <w:rPr>
-          <w:rFonts w:ascii="Arimo" w:hAnsi="Arimo" w:eastAsia="Arimo"/>
-          <w:b w:val="0"/>
-          <w:color w:val="2C2C2C"/>
-          <w:sz w:val="16"/>
+          <w:rFonts w:ascii="Liberation Sans" w:hAnsi="Liberation Sans" w:eastAsia="Liberation Sans" w:cs="Liberation Sans"/>
+          <w:b/>
+          <w:color w:val="2B2B2B"/>
+          <w:sz w:val="19"/>
         </w:rPr>
-        <w:t>• Parsed inconsistent vendor payloads and content packages, normalizing identifiers, timestamps, completion states, and statement structures for reliable downstream analysis.</w:t>
+        <w:t>Senior Software Engineer</w:t>
       </w:r>
     </w:p>
     <w:p>
       <w:pPr>
-        <w:spacing w:after="14" w:line="230" w:lineRule="auto"/>
-        <w:ind w:left="115" w:hanging="115"/>
         <w:keepLines/>
+        <w:spacing w:after="25" w:line="245" w:lineRule="auto"/>
+        <w:ind w:left="230" w:hanging="187"/>
       </w:pPr>
       <w:r>
         <w:rPr>
-          <w:rFonts w:ascii="Arimo" w:hAnsi="Arimo" w:eastAsia="Arimo"/>
-          <w:b w:val="0"/>
-          <w:color w:val="2C2C2C"/>
+          <w:rFonts w:ascii="Liberation Sans" w:hAnsi="Liberation Sans" w:eastAsia="Liberation Sans" w:cs="Liberation Sans"/>
+          <w:b/>
+          <w:color w:val="2B2B2B"/>
           <w:sz w:val="16"/>
         </w:rPr>
-        <w:t>• Resolved issues involving malformed events, duplicate statements, missing learner context, time-zone discrepancies, and slow reporting queries across customer datasets.</w:t>
+        <w:t xml:space="preserve">• </w:t>
+      </w:r>
+      <w:r>
+        <w:rPr>
+          <w:rFonts w:ascii="Liberation Sans" w:hAnsi="Liberation Sans" w:eastAsia="Liberation Sans" w:cs="Liberation Sans"/>
+          <w:b w:val="0"/>
+          <w:color w:val="2B2B2B"/>
+          <w:sz w:val="16"/>
+        </w:rPr>
+        <w:t xml:space="preserve">Developed and evolved </w:t>
+      </w:r>
+      <w:r>
+        <w:rPr>
+          <w:rFonts w:ascii="Liberation Sans" w:hAnsi="Liberation Sans" w:eastAsia="Liberation Sans" w:cs="Liberation Sans"/>
+          <w:b/>
+          <w:color w:val="2B2B2B"/>
+          <w:sz w:val="16"/>
+        </w:rPr>
+        <w:t>claim routing, fraud signals, device diagnostics and customer-service recommendation models</w:t>
+      </w:r>
+      <w:r>
+        <w:rPr>
+          <w:rFonts w:ascii="Liberation Sans" w:hAnsi="Liberation Sans" w:eastAsia="Liberation Sans" w:cs="Liberation Sans"/>
+          <w:b w:val="0"/>
+          <w:color w:val="2B2B2B"/>
+          <w:sz w:val="16"/>
+        </w:rPr>
+        <w:t xml:space="preserve"> with </w:t>
+      </w:r>
+      <w:r>
+        <w:rPr>
+          <w:rFonts w:ascii="Liberation Sans" w:hAnsi="Liberation Sans" w:eastAsia="Liberation Sans" w:cs="Liberation Sans"/>
+          <w:b/>
+          <w:color w:val="2B2B2B"/>
+          <w:sz w:val="16"/>
+        </w:rPr>
+        <w:t>Python 3.6-3.8, scikit-learn 0.20-1.0 and managed data services</w:t>
+      </w:r>
+      <w:r>
+        <w:rPr>
+          <w:rFonts w:ascii="Liberation Sans" w:hAnsi="Liberation Sans" w:eastAsia="Liberation Sans" w:cs="Liberation Sans"/>
+          <w:b w:val="0"/>
+          <w:color w:val="2B2B2B"/>
+          <w:sz w:val="16"/>
+        </w:rPr>
+        <w:t>, designing clear service boundaries and reusable components for customer journeys that had to remain responsive during seasonal and partner-driven traffic spikes.</w:t>
       </w:r>
     </w:p>
     <w:p>
       <w:pPr>
-        <w:spacing w:after="14" w:line="230" w:lineRule="auto"/>
-        <w:ind w:left="115" w:hanging="115"/>
         <w:keepLines/>
+        <w:spacing w:after="25" w:line="245" w:lineRule="auto"/>
+        <w:ind w:left="230" w:hanging="187"/>
       </w:pPr>
       <w:r>
         <w:rPr>
-          <w:rFonts w:ascii="Arimo" w:hAnsi="Arimo" w:eastAsia="Arimo"/>
-          <w:b w:val="0"/>
-          <w:color w:val="2C2C2C"/>
+          <w:rFonts w:ascii="Liberation Sans" w:hAnsi="Liberation Sans" w:eastAsia="Liberation Sans" w:cs="Liberation Sans"/>
+          <w:b/>
+          <w:color w:val="2B2B2B"/>
           <w:sz w:val="16"/>
         </w:rPr>
-        <w:t>• Implemented new exports, activity summaries, validation rules, and administrative diagnostics while preserving compatibility with established learning standards.</w:t>
+        <w:t xml:space="preserve">• </w:t>
+      </w:r>
+      <w:r>
+        <w:rPr>
+          <w:rFonts w:ascii="Liberation Sans" w:hAnsi="Liberation Sans" w:eastAsia="Liberation Sans" w:cs="Liberation Sans"/>
+          <w:b w:val="0"/>
+          <w:color w:val="2B2B2B"/>
+          <w:sz w:val="16"/>
+        </w:rPr>
+        <w:t xml:space="preserve">Reworked synchronous claim and diagnostic paths into asynchronous, retry-safe workflows with caching and database indexing, reducing average transaction processing time by </w:t>
+      </w:r>
+      <w:r>
+        <w:rPr>
+          <w:rFonts w:ascii="Liberation Sans" w:hAnsi="Liberation Sans" w:eastAsia="Liberation Sans" w:cs="Liberation Sans"/>
+          <w:b/>
+          <w:color w:val="2B2B2B"/>
+          <w:sz w:val="16"/>
+        </w:rPr>
+        <w:t>27%</w:t>
+      </w:r>
+      <w:r>
+        <w:rPr>
+          <w:rFonts w:ascii="Liberation Sans" w:hAnsi="Liberation Sans" w:eastAsia="Liberation Sans" w:cs="Liberation Sans"/>
+          <w:b w:val="0"/>
+          <w:color w:val="2B2B2B"/>
+          <w:sz w:val="16"/>
+        </w:rPr>
+        <w:t xml:space="preserve"> and improving peak-load stability.</w:t>
       </w:r>
     </w:p>
     <w:p>
       <w:pPr>
-        <w:spacing w:after="14" w:line="230" w:lineRule="auto"/>
-        <w:ind w:left="115" w:hanging="115"/>
         <w:keepLines/>
+        <w:spacing w:after="25" w:line="245" w:lineRule="auto"/>
+        <w:ind w:left="230" w:hanging="187"/>
       </w:pPr>
       <w:r>
         <w:rPr>
-          <w:rFonts w:ascii="Arimo" w:hAnsi="Arimo" w:eastAsia="Arimo"/>
-          <w:b w:val="0"/>
-          <w:color w:val="2C2C2C"/>
+          <w:rFonts w:ascii="Liberation Sans" w:hAnsi="Liberation Sans" w:eastAsia="Liberation Sans" w:cs="Liberation Sans"/>
+          <w:b/>
+          <w:color w:val="2B2B2B"/>
           <w:sz w:val="16"/>
         </w:rPr>
-        <w:t>• Improved maintainability by separating ingestion, validation, persistence, and reporting logic into tested modules with clearer error handling and customer-facing messages.</w:t>
+        <w:t xml:space="preserve">• </w:t>
+      </w:r>
+      <w:r>
+        <w:rPr>
+          <w:rFonts w:ascii="Liberation Sans" w:hAnsi="Liberation Sans" w:eastAsia="Liberation Sans" w:cs="Liberation Sans"/>
+          <w:b w:val="0"/>
+          <w:color w:val="2B2B2B"/>
+          <w:sz w:val="16"/>
+        </w:rPr>
+        <w:t>Resolved recurring production failures caused by duplicate callbacks, partial partner responses, stale device state, slow queries, and inconsistent error mapping, adding idempotency, reconciliation jobs, and clearer operational telemetry.</w:t>
       </w:r>
     </w:p>
     <w:p>
       <w:pPr>
-        <w:spacing w:after="14" w:line="230" w:lineRule="auto"/>
-        <w:ind w:left="115" w:hanging="115"/>
         <w:keepLines/>
+        <w:spacing w:after="25" w:line="245" w:lineRule="auto"/>
+        <w:ind w:left="230" w:hanging="187"/>
       </w:pPr>
       <w:r>
         <w:rPr>
-          <w:rFonts w:ascii="Arimo" w:hAnsi="Arimo" w:eastAsia="Arimo"/>
-          <w:b w:val="0"/>
-          <w:color w:val="2C2C2C"/>
+          <w:rFonts w:ascii="Liberation Sans" w:hAnsi="Liberation Sans" w:eastAsia="Liberation Sans" w:cs="Liberation Sans"/>
+          <w:b/>
+          <w:color w:val="2B2B2B"/>
           <w:sz w:val="16"/>
         </w:rPr>
-        <w:t>• Worked with product and support teams to reproduce data discrepancies, explain standards behavior, and convert ambiguous customer reports into verifiable fixes.</w:t>
+        <w:t xml:space="preserve">• </w:t>
+      </w:r>
+      <w:r>
+        <w:rPr>
+          <w:rFonts w:ascii="Liberation Sans" w:hAnsi="Liberation Sans" w:eastAsia="Liberation Sans" w:cs="Liberation Sans"/>
+          <w:b w:val="0"/>
+          <w:color w:val="2B2B2B"/>
+          <w:sz w:val="16"/>
+        </w:rPr>
+        <w:t>Introduced API versioning, schema validation, OAuth-based authorization, secure secret handling, and contract tests for internal and partner integrations, reducing integration regressions and support escalation volume.</w:t>
       </w:r>
     </w:p>
     <w:p>
       <w:pPr>
-        <w:spacing w:before="80" w:after="0"/>
         <w:keepLines/>
-        <w:keepNext/>
+        <w:spacing w:after="25" w:line="245" w:lineRule="auto"/>
+        <w:ind w:left="230" w:hanging="187"/>
       </w:pPr>
       <w:r>
         <w:rPr>
-          <w:rFonts w:ascii="Arimo" w:hAnsi="Arimo"/>
+          <w:rFonts w:ascii="Liberation Sans" w:hAnsi="Liberation Sans" w:eastAsia="Liberation Sans" w:cs="Liberation Sans"/>
           <w:b/>
-          <w:color w:val="242424"/>
-          <w:sz w:val="19"/>
+          <w:color w:val="2B2B2B"/>
+          <w:sz w:val="16"/>
         </w:rPr>
-        <w:t>Mediacube</w:t>
+        <w:t xml:space="preserve">• </w:t>
       </w:r>
       <w:r>
         <w:rPr>
-          <w:rFonts w:ascii="Arimo" w:hAnsi="Arimo"/>
-          <w:color w:val="646464"/>
+          <w:rFonts w:ascii="Liberation Sans" w:hAnsi="Liberation Sans" w:eastAsia="Liberation Sans" w:cs="Liberation Sans"/>
+          <w:b w:val="0"/>
+          <w:color w:val="2B2B2B"/>
           <w:sz w:val="16"/>
         </w:rPr>
-        <w:t xml:space="preserve">  |  Knoxville, TN</w:t>
+        <w:t xml:space="preserve">Expanded automated test coverage across unit, integration, browser or device, and performance scenarios, using CI quality gates and representative test data to reduce customer-reported software defects by </w:t>
+      </w:r>
+      <w:r>
+        <w:rPr>
+          <w:rFonts w:ascii="Liberation Sans" w:hAnsi="Liberation Sans" w:eastAsia="Liberation Sans" w:cs="Liberation Sans"/>
+          <w:b/>
+          <w:color w:val="2B2B2B"/>
+          <w:sz w:val="16"/>
+        </w:rPr>
+        <w:t>22%</w:t>
+      </w:r>
+      <w:r>
+        <w:rPr>
+          <w:rFonts w:ascii="Liberation Sans" w:hAnsi="Liberation Sans" w:eastAsia="Liberation Sans" w:cs="Liberation Sans"/>
+          <w:b w:val="0"/>
+          <w:color w:val="2B2B2B"/>
+          <w:sz w:val="16"/>
+        </w:rPr>
+        <w:t>.</w:t>
       </w:r>
     </w:p>
     <w:p>
       <w:pPr>
-        <w:spacing w:after="20"/>
         <w:keepLines/>
-        <w:keepNext/>
+        <w:spacing w:after="25" w:line="245" w:lineRule="auto"/>
+        <w:ind w:left="230" w:hanging="187"/>
       </w:pPr>
       <w:r>
         <w:rPr>
-          <w:rFonts w:ascii="Arimo" w:hAnsi="Arimo"/>
+          <w:rFonts w:ascii="Liberation Sans" w:hAnsi="Liberation Sans" w:eastAsia="Liberation Sans" w:cs="Liberation Sans"/>
           <w:b/>
-          <w:color w:val="2D2D2D"/>
-          <w:sz w:val="17"/>
+          <w:color w:val="2B2B2B"/>
+          <w:sz w:val="16"/>
         </w:rPr>
-        <w:t>Junior Software Engineer</w:t>
+        <w:t xml:space="preserve">• </w:t>
       </w:r>
       <w:r>
         <w:rPr>
-          <w:rFonts w:ascii="Arimo" w:hAnsi="Arimo"/>
-          <w:color w:val="5F5F5F"/>
+          <w:rFonts w:ascii="Liberation Sans" w:hAnsi="Liberation Sans" w:eastAsia="Liberation Sans" w:cs="Liberation Sans"/>
+          <w:b w:val="0"/>
+          <w:color w:val="2B2B2B"/>
           <w:sz w:val="16"/>
         </w:rPr>
-        <w:t xml:space="preserve">  |  June 2015 - January 2016</w:t>
+        <w:t>Supported legacy framework and runtime upgrades through dependency audits, compatibility layers, canary releases, and rollback plans, enabling modernization without interrupting claims, diagnostics, or fulfillment operations.</w:t>
       </w:r>
     </w:p>
     <w:p>
       <w:pPr>
-        <w:spacing w:after="14" w:line="230" w:lineRule="auto"/>
-        <w:ind w:left="115" w:hanging="115"/>
         <w:keepLines/>
+        <w:spacing w:after="25" w:line="245" w:lineRule="auto"/>
+        <w:ind w:left="230" w:hanging="187"/>
       </w:pPr>
       <w:r>
         <w:rPr>
-          <w:rFonts w:ascii="Arimo" w:hAnsi="Arimo" w:eastAsia="Arimo"/>
-          <w:b w:val="0"/>
-          <w:color w:val="2C2C2C"/>
+          <w:rFonts w:ascii="Liberation Sans" w:hAnsi="Liberation Sans" w:eastAsia="Liberation Sans" w:cs="Liberation Sans"/>
+          <w:b/>
+          <w:color w:val="2B2B2B"/>
           <w:sz w:val="16"/>
         </w:rPr>
-        <w:t>• Built early-career data features for digital-media metadata, creator revenue reporting, content performance, and administrative operations using relational databases and scheduled jobs.</w:t>
+        <w:t xml:space="preserve">• </w:t>
+      </w:r>
+      <w:r>
+        <w:rPr>
+          <w:rFonts w:ascii="Liberation Sans" w:hAnsi="Liberation Sans" w:eastAsia="Liberation Sans" w:cs="Liberation Sans"/>
+          <w:b w:val="0"/>
+          <w:color w:val="2B2B2B"/>
+          <w:sz w:val="16"/>
+        </w:rPr>
+        <w:t>Collaborated with product, UX, operations, and partner teams in Agile delivery, reviewed designs and pull requests, coached engineers, and translated customer-impacting incidents into prioritized reliability improvements.</w:t>
       </w:r>
     </w:p>
     <w:p>
       <w:pPr>
-        <w:spacing w:after="14" w:line="230" w:lineRule="auto"/>
-        <w:ind w:left="115" w:hanging="115"/>
-        <w:keepLines/>
+        <w:keepNext/>
+        <w:spacing w:before="50" w:after="10"/>
       </w:pPr>
       <w:r>
         <w:rPr>
-          <w:rFonts w:ascii="Arimo" w:hAnsi="Arimo" w:eastAsia="Arimo"/>
+          <w:rFonts w:ascii="Liberation Sans" w:hAnsi="Liberation Sans" w:eastAsia="Liberation Sans" w:cs="Liberation Sans"/>
           <w:b w:val="0"/>
-          <w:color w:val="2C2C2C"/>
-          <w:sz w:val="16"/>
+          <w:color w:val="676767"/>
+          <w:sz w:val="18"/>
         </w:rPr>
-        <w:t>• Fixed incorrect totals, missing records, duplicate imports, and date-boundary errors by tracing source data, transformation logic, and report queries end to end.</w:t>
+        <w:t>Rustici Software | Feb 2016 - Mar 2018 | Nashville, TN</w:t>
       </w:r>
     </w:p>
     <w:p>
       <w:pPr>
-        <w:spacing w:after="14" w:line="230" w:lineRule="auto"/>
-        <w:ind w:left="115" w:hanging="115"/>
-        <w:keepLines/>
+        <w:keepNext/>
+        <w:spacing w:after="32"/>
       </w:pPr>
       <w:r>
         <w:rPr>
-          <w:rFonts w:ascii="Arimo" w:hAnsi="Arimo" w:eastAsia="Arimo"/>
-          <w:b w:val="0"/>
-          <w:color w:val="2C2C2C"/>
-          <w:sz w:val="16"/>
+          <w:rFonts w:ascii="Liberation Sans" w:hAnsi="Liberation Sans" w:eastAsia="Liberation Sans" w:cs="Liberation Sans"/>
+          <w:b/>
+          <w:color w:val="2B2B2B"/>
+          <w:sz w:val="19"/>
         </w:rPr>
-        <w:t>• Implemented reusable exports, filters, aggregation queries, and status dashboards that made operational reporting more consistent for internal and external users.</w:t>
+        <w:t>Software Engineer</w:t>
       </w:r>
     </w:p>
     <w:p>
       <w:pPr>
-        <w:spacing w:after="14" w:line="230" w:lineRule="auto"/>
-        <w:ind w:left="115" w:hanging="115"/>
         <w:keepLines/>
+        <w:spacing w:after="25" w:line="245" w:lineRule="auto"/>
+        <w:ind w:left="230" w:hanging="187"/>
       </w:pPr>
       <w:r>
         <w:rPr>
-          <w:rFonts w:ascii="Arimo" w:hAnsi="Arimo" w:eastAsia="Arimo"/>
-          <w:b w:val="0"/>
-          <w:color w:val="2C2C2C"/>
+          <w:rFonts w:ascii="Liberation Sans" w:hAnsi="Liberation Sans" w:eastAsia="Liberation Sans" w:cs="Liberation Sans"/>
+          <w:b/>
+          <w:color w:val="2B2B2B"/>
           <w:sz w:val="16"/>
         </w:rPr>
-        <w:t>• Assisted with schema changes, data cleanup, production verification, and log analysis while learning safe handling of customer and financial reporting data.</w:t>
+        <w:t xml:space="preserve">• </w:t>
+      </w:r>
+      <w:r>
+        <w:rPr>
+          <w:rFonts w:ascii="Liberation Sans" w:hAnsi="Liberation Sans" w:eastAsia="Liberation Sans" w:cs="Liberation Sans"/>
+          <w:b w:val="0"/>
+          <w:color w:val="2B2B2B"/>
+          <w:sz w:val="16"/>
+        </w:rPr>
+        <w:t xml:space="preserve">Built and maintained </w:t>
+      </w:r>
+      <w:r>
+        <w:rPr>
+          <w:rFonts w:ascii="Liberation Sans" w:hAnsi="Liberation Sans" w:eastAsia="Liberation Sans" w:cs="Liberation Sans"/>
+          <w:b/>
+          <w:color w:val="2B2B2B"/>
+          <w:sz w:val="16"/>
+        </w:rPr>
+        <w:t>learning analytics, content classification and rule-assisted interoperability workflows</w:t>
+      </w:r>
+      <w:r>
+        <w:rPr>
+          <w:rFonts w:ascii="Liberation Sans" w:hAnsi="Liberation Sans" w:eastAsia="Liberation Sans" w:cs="Liberation Sans"/>
+          <w:b w:val="0"/>
+          <w:color w:val="2B2B2B"/>
+          <w:sz w:val="16"/>
+        </w:rPr>
+        <w:t xml:space="preserve"> using </w:t>
+      </w:r>
+      <w:r>
+        <w:rPr>
+          <w:rFonts w:ascii="Liberation Sans" w:hAnsi="Liberation Sans" w:eastAsia="Liberation Sans" w:cs="Liberation Sans"/>
+          <w:b/>
+          <w:color w:val="2B2B2B"/>
+          <w:sz w:val="16"/>
+        </w:rPr>
+        <w:t>Python 2.7/3.4-3.6, pandas, scikit-learn and scheduled batch jobs</w:t>
+      </w:r>
+      <w:r>
+        <w:rPr>
+          <w:rFonts w:ascii="Liberation Sans" w:hAnsi="Liberation Sans" w:eastAsia="Liberation Sans" w:cs="Liberation Sans"/>
+          <w:b w:val="0"/>
+          <w:color w:val="2B2B2B"/>
+          <w:sz w:val="16"/>
+        </w:rPr>
+        <w:t>, translating SCORM, xAPI, cmi5, and LMS interoperability requirements into maintainable application modules and testable integration contracts.</w:t>
       </w:r>
     </w:p>
     <w:p>
       <w:pPr>
-        <w:spacing w:after="14" w:line="230" w:lineRule="auto"/>
-        <w:ind w:left="115" w:hanging="115"/>
         <w:keepLines/>
+        <w:spacing w:after="25" w:line="245" w:lineRule="auto"/>
+        <w:ind w:left="230" w:hanging="187"/>
       </w:pPr>
       <w:r>
         <w:rPr>
-          <w:rFonts w:ascii="Arimo" w:hAnsi="Arimo" w:eastAsia="Arimo"/>
-          <w:b w:val="0"/>
-          <w:color w:val="2C2C2C"/>
+          <w:rFonts w:ascii="Liberation Sans" w:hAnsi="Liberation Sans" w:eastAsia="Liberation Sans" w:cs="Liberation Sans"/>
+          <w:b/>
+          <w:color w:val="2B2B2B"/>
           <w:sz w:val="16"/>
         </w:rPr>
-        <w:t>• Documented report definitions, known data limitations, and troubleshooting steps so support and engineering teams could resolve recurring discrepancies faster.</w:t>
+        <w:t xml:space="preserve">• </w:t>
+      </w:r>
+      <w:r>
+        <w:rPr>
+          <w:rFonts w:ascii="Liberation Sans" w:hAnsi="Liberation Sans" w:eastAsia="Liberation Sans" w:cs="Liberation Sans"/>
+          <w:b w:val="0"/>
+          <w:color w:val="2B2B2B"/>
+          <w:sz w:val="16"/>
+        </w:rPr>
+        <w:t>Diagnosed content-launch failures involving malformed manifests, browser security restrictions, session expiration, inconsistent completion state, and vendor-specific payloads, adding validation, compatibility handling, and clearer diagnostics.</w:t>
       </w:r>
     </w:p>
     <w:p>
       <w:pPr>
-        <w:spacing w:before="100" w:after="40"/>
-        <w:pBdr>
-          <w:bottom w:val="single" w:sz="6" w:space="4" w:color="666666"/>
-        </w:pBdr>
         <w:keepLines/>
-        <w:keepNext/>
+        <w:spacing w:after="25" w:line="245" w:lineRule="auto"/>
+        <w:ind w:left="230" w:hanging="187"/>
       </w:pPr>
       <w:r>
         <w:rPr>
-          <w:rFonts w:ascii="Arimo" w:hAnsi="Arimo" w:eastAsia="Arimo"/>
+          <w:rFonts w:ascii="Liberation Sans" w:hAnsi="Liberation Sans" w:eastAsia="Liberation Sans" w:cs="Liberation Sans"/>
           <w:b/>
-          <w:color w:val="282828"/>
-          <w:sz w:val="25"/>
+          <w:color w:val="2B2B2B"/>
+          <w:sz w:val="16"/>
+        </w:rPr>
+        <w:t xml:space="preserve">• </w:t>
+      </w:r>
+      <w:r>
+        <w:rPr>
+          <w:rFonts w:ascii="Liberation Sans" w:hAnsi="Liberation Sans" w:eastAsia="Liberation Sans" w:cs="Liberation Sans"/>
+          <w:b w:val="0"/>
+          <w:color w:val="2B2B2B"/>
+          <w:sz w:val="16"/>
+        </w:rPr>
+        <w:t>Improved reporting and content-processing performance through query tuning, batch pagination, background workers, cache controls, and selective denormalization while preserving standards compliance and customer data integrity.</w:t>
+      </w:r>
+    </w:p>
+    <w:p>
+      <w:pPr>
+        <w:keepLines/>
+        <w:spacing w:after="25" w:line="245" w:lineRule="auto"/>
+        <w:ind w:left="230" w:hanging="187"/>
+      </w:pPr>
+      <w:r>
+        <w:rPr>
+          <w:rFonts w:ascii="Liberation Sans" w:hAnsi="Liberation Sans" w:eastAsia="Liberation Sans" w:cs="Liberation Sans"/>
+          <w:b/>
+          <w:color w:val="2B2B2B"/>
+          <w:sz w:val="16"/>
+        </w:rPr>
+        <w:t xml:space="preserve">• </w:t>
+      </w:r>
+      <w:r>
+        <w:rPr>
+          <w:rFonts w:ascii="Liberation Sans" w:hAnsi="Liberation Sans" w:eastAsia="Liberation Sans" w:cs="Liberation Sans"/>
+          <w:b w:val="0"/>
+          <w:color w:val="2B2B2B"/>
+          <w:sz w:val="16"/>
+        </w:rPr>
+        <w:t>Modernized legacy modules incrementally with automated regression tests, dependency updates, API adapters, and documented migration paths, avoiding broad rewrites that would have increased customer integration risk.</w:t>
+      </w:r>
+    </w:p>
+    <w:p>
+      <w:pPr>
+        <w:keepLines/>
+        <w:spacing w:after="25" w:line="245" w:lineRule="auto"/>
+        <w:ind w:left="230" w:hanging="187"/>
+      </w:pPr>
+      <w:r>
+        <w:rPr>
+          <w:rFonts w:ascii="Liberation Sans" w:hAnsi="Liberation Sans" w:eastAsia="Liberation Sans" w:cs="Liberation Sans"/>
+          <w:b/>
+          <w:color w:val="2B2B2B"/>
+          <w:sz w:val="16"/>
+        </w:rPr>
+        <w:t xml:space="preserve">• </w:t>
+      </w:r>
+      <w:r>
+        <w:rPr>
+          <w:rFonts w:ascii="Liberation Sans" w:hAnsi="Liberation Sans" w:eastAsia="Liberation Sans" w:cs="Liberation Sans"/>
+          <w:b w:val="0"/>
+          <w:color w:val="2B2B2B"/>
+          <w:sz w:val="16"/>
+        </w:rPr>
+        <w:t>Implemented REST integrations, webhooks, message-based processing, authentication controls, and structured logging for customer-hosted and SaaS deployments, improving supportability across varied enterprise environments.</w:t>
+      </w:r>
+    </w:p>
+    <w:p>
+      <w:pPr>
+        <w:keepLines/>
+        <w:spacing w:after="25" w:line="245" w:lineRule="auto"/>
+        <w:ind w:left="230" w:hanging="187"/>
+      </w:pPr>
+      <w:r>
+        <w:rPr>
+          <w:rFonts w:ascii="Liberation Sans" w:hAnsi="Liberation Sans" w:eastAsia="Liberation Sans" w:cs="Liberation Sans"/>
+          <w:b/>
+          <w:color w:val="2B2B2B"/>
+          <w:sz w:val="16"/>
+        </w:rPr>
+        <w:t xml:space="preserve">• </w:t>
+      </w:r>
+      <w:r>
+        <w:rPr>
+          <w:rFonts w:ascii="Liberation Sans" w:hAnsi="Liberation Sans" w:eastAsia="Liberation Sans" w:cs="Liberation Sans"/>
+          <w:b w:val="0"/>
+          <w:color w:val="2B2B2B"/>
+          <w:sz w:val="16"/>
+        </w:rPr>
+        <w:t>Worked closely with product specialists, support engineers, and customer developers to reproduce difficult interoperability defects, review code, document behavior, and deliver fixes with clear upgrade guidance.</w:t>
+      </w:r>
+    </w:p>
+    <w:p>
+      <w:pPr>
+        <w:keepNext/>
+        <w:spacing w:before="50" w:after="10"/>
+      </w:pPr>
+      <w:r>
+        <w:rPr>
+          <w:rFonts w:ascii="Liberation Sans" w:hAnsi="Liberation Sans" w:eastAsia="Liberation Sans" w:cs="Liberation Sans"/>
+          <w:b w:val="0"/>
+          <w:color w:val="676767"/>
+          <w:sz w:val="18"/>
+        </w:rPr>
+        <w:t>Mediacube | Jun 2015 - Jan 2016 | Knoxville, TN</w:t>
+      </w:r>
+    </w:p>
+    <w:p>
+      <w:pPr>
+        <w:keepNext/>
+        <w:spacing w:after="32"/>
+      </w:pPr>
+      <w:r>
+        <w:rPr>
+          <w:rFonts w:ascii="Liberation Sans" w:hAnsi="Liberation Sans" w:eastAsia="Liberation Sans" w:cs="Liberation Sans"/>
+          <w:b/>
+          <w:color w:val="2B2B2B"/>
+          <w:sz w:val="19"/>
+        </w:rPr>
+        <w:t>Junior Software Engineer</w:t>
+      </w:r>
+    </w:p>
+    <w:p>
+      <w:pPr>
+        <w:keepLines/>
+        <w:spacing w:after="25" w:line="245" w:lineRule="auto"/>
+        <w:ind w:left="230" w:hanging="187"/>
+      </w:pPr>
+      <w:r>
+        <w:rPr>
+          <w:rFonts w:ascii="Liberation Sans" w:hAnsi="Liberation Sans" w:eastAsia="Liberation Sans" w:cs="Liberation Sans"/>
+          <w:b/>
+          <w:color w:val="2B2B2B"/>
+          <w:sz w:val="16"/>
+        </w:rPr>
+        <w:t xml:space="preserve">• </w:t>
+      </w:r>
+      <w:r>
+        <w:rPr>
+          <w:rFonts w:ascii="Liberation Sans" w:hAnsi="Liberation Sans" w:eastAsia="Liberation Sans" w:cs="Liberation Sans"/>
+          <w:b w:val="0"/>
+          <w:color w:val="2B2B2B"/>
+          <w:sz w:val="16"/>
+        </w:rPr>
+        <w:t xml:space="preserve">Implemented features for </w:t>
+      </w:r>
+      <w:r>
+        <w:rPr>
+          <w:rFonts w:ascii="Liberation Sans" w:hAnsi="Liberation Sans" w:eastAsia="Liberation Sans" w:cs="Liberation Sans"/>
+          <w:b/>
+          <w:color w:val="2B2B2B"/>
+          <w:sz w:val="16"/>
+        </w:rPr>
+        <w:t>rule-based content categorization and campaign-performance analytics foundations</w:t>
+      </w:r>
+      <w:r>
+        <w:rPr>
+          <w:rFonts w:ascii="Liberation Sans" w:hAnsi="Liberation Sans" w:eastAsia="Liberation Sans" w:cs="Liberation Sans"/>
+          <w:b w:val="0"/>
+          <w:color w:val="2B2B2B"/>
+          <w:sz w:val="16"/>
+        </w:rPr>
+        <w:t xml:space="preserve"> using </w:t>
+      </w:r>
+      <w:r>
+        <w:rPr>
+          <w:rFonts w:ascii="Liberation Sans" w:hAnsi="Liberation Sans" w:eastAsia="Liberation Sans" w:cs="Liberation Sans"/>
+          <w:b/>
+          <w:color w:val="2B2B2B"/>
+          <w:sz w:val="16"/>
+        </w:rPr>
+        <w:t>Python 2.7/3.3, SQL and rule-based analytics</w:t>
+      </w:r>
+      <w:r>
+        <w:rPr>
+          <w:rFonts w:ascii="Liberation Sans" w:hAnsi="Liberation Sans" w:eastAsia="Liberation Sans" w:cs="Liberation Sans"/>
+          <w:b w:val="0"/>
+          <w:color w:val="2B2B2B"/>
+          <w:sz w:val="16"/>
+        </w:rPr>
+        <w:t>, converting product requirements into maintainable application code, SQL changes, background jobs, and user-facing workflows under senior engineering guidance.</w:t>
+      </w:r>
+    </w:p>
+    <w:p>
+      <w:pPr>
+        <w:keepLines/>
+        <w:spacing w:after="25" w:line="245" w:lineRule="auto"/>
+        <w:ind w:left="230" w:hanging="187"/>
+      </w:pPr>
+      <w:r>
+        <w:rPr>
+          <w:rFonts w:ascii="Liberation Sans" w:hAnsi="Liberation Sans" w:eastAsia="Liberation Sans" w:cs="Liberation Sans"/>
+          <w:b/>
+          <w:color w:val="2B2B2B"/>
+          <w:sz w:val="16"/>
+        </w:rPr>
+        <w:t xml:space="preserve">• </w:t>
+      </w:r>
+      <w:r>
+        <w:rPr>
+          <w:rFonts w:ascii="Liberation Sans" w:hAnsi="Liberation Sans" w:eastAsia="Liberation Sans" w:cs="Liberation Sans"/>
+          <w:b w:val="0"/>
+          <w:color w:val="2B2B2B"/>
+          <w:sz w:val="16"/>
+        </w:rPr>
+        <w:t>Fixed defects involving duplicate campaign records, failed media uploads, incorrect time-zone calculations, inconsistent totals, and slow reporting queries, adding validation, indexes, transaction boundaries, and actionable logging.</w:t>
+      </w:r>
+    </w:p>
+    <w:p>
+      <w:pPr>
+        <w:keepLines/>
+        <w:spacing w:after="25" w:line="245" w:lineRule="auto"/>
+        <w:ind w:left="230" w:hanging="187"/>
+      </w:pPr>
+      <w:r>
+        <w:rPr>
+          <w:rFonts w:ascii="Liberation Sans" w:hAnsi="Liberation Sans" w:eastAsia="Liberation Sans" w:cs="Liberation Sans"/>
+          <w:b/>
+          <w:color w:val="2B2B2B"/>
+          <w:sz w:val="16"/>
+        </w:rPr>
+        <w:t xml:space="preserve">• </w:t>
+      </w:r>
+      <w:r>
+        <w:rPr>
+          <w:rFonts w:ascii="Liberation Sans" w:hAnsi="Liberation Sans" w:eastAsia="Liberation Sans" w:cs="Liberation Sans"/>
+          <w:b w:val="0"/>
+          <w:color w:val="2B2B2B"/>
+          <w:sz w:val="16"/>
+        </w:rPr>
+        <w:t>Created and consumed REST endpoints, integrated third-party media and reporting services, and added retry and error-handling behavior for unreliable external responses and scheduled processing jobs.</w:t>
+      </w:r>
+    </w:p>
+    <w:p>
+      <w:pPr>
+        <w:keepLines/>
+        <w:spacing w:after="25" w:line="245" w:lineRule="auto"/>
+        <w:ind w:left="230" w:hanging="187"/>
+      </w:pPr>
+      <w:r>
+        <w:rPr>
+          <w:rFonts w:ascii="Liberation Sans" w:hAnsi="Liberation Sans" w:eastAsia="Liberation Sans" w:cs="Liberation Sans"/>
+          <w:b/>
+          <w:color w:val="2B2B2B"/>
+          <w:sz w:val="16"/>
+        </w:rPr>
+        <w:t xml:space="preserve">• </w:t>
+      </w:r>
+      <w:r>
+        <w:rPr>
+          <w:rFonts w:ascii="Liberation Sans" w:hAnsi="Liberation Sans" w:eastAsia="Liberation Sans" w:cs="Liberation Sans"/>
+          <w:b w:val="0"/>
+          <w:color w:val="2B2B2B"/>
+          <w:sz w:val="16"/>
+        </w:rPr>
+        <w:t>Expanded unit and integration checks, participated in code reviews, documented deployment steps, and supported Linux-based production releases while learning disciplined debugging and change-management practices.</w:t>
+      </w:r>
+    </w:p>
+    <w:p>
+      <w:pPr>
+        <w:keepLines/>
+        <w:spacing w:after="25" w:line="245" w:lineRule="auto"/>
+        <w:ind w:left="230" w:hanging="187"/>
+      </w:pPr>
+      <w:r>
+        <w:rPr>
+          <w:rFonts w:ascii="Liberation Sans" w:hAnsi="Liberation Sans" w:eastAsia="Liberation Sans" w:cs="Liberation Sans"/>
+          <w:b/>
+          <w:color w:val="2B2B2B"/>
+          <w:sz w:val="16"/>
+        </w:rPr>
+        <w:t xml:space="preserve">• </w:t>
+      </w:r>
+      <w:r>
+        <w:rPr>
+          <w:rFonts w:ascii="Liberation Sans" w:hAnsi="Liberation Sans" w:eastAsia="Liberation Sans" w:cs="Liberation Sans"/>
+          <w:b w:val="0"/>
+          <w:color w:val="2B2B2B"/>
+          <w:sz w:val="16"/>
+        </w:rPr>
+        <w:t>Collaborated with designers, account teams, and experienced engineers to break work into testable increments, clarify edge cases, and deliver digital-media features without disrupting existing customer reporting.</w:t>
+      </w:r>
+    </w:p>
+    <w:p>
+      <w:pPr>
+        <w:keepNext/>
+        <w:spacing w:before="140" w:after="60"/>
+        <w:pBdr>
+          <w:top w:val="single" w:sz="6" w:space="7" w:color="676767"/>
+        </w:pBdr>
+      </w:pPr>
+      <w:r>
+        <w:rPr>
+          <w:rFonts w:ascii="Liberation Sans" w:hAnsi="Liberation Sans" w:eastAsia="Liberation Sans" w:cs="Liberation Sans"/>
+          <w:b/>
+          <w:color w:val="2B2B2B"/>
+          <w:sz w:val="23"/>
+          <w:spacing w:val="18"/>
         </w:rPr>
         <w:t>SELECTED PROJECTS</w:t>
       </w:r>
     </w:p>
     <w:p>
       <w:pPr>
-        <w:spacing w:before="40" w:after="0"/>
-        <w:keepLines/>
         <w:keepNext/>
+        <w:spacing w:before="60" w:after="20"/>
       </w:pPr>
       <w:r>
         <w:rPr>
-          <w:rFonts w:ascii="Arimo" w:hAnsi="Arimo" w:eastAsia="Arimo"/>
+          <w:rFonts w:ascii="Liberation Sans" w:hAnsi="Liberation Sans" w:eastAsia="Liberation Sans" w:cs="Liberation Sans"/>
           <w:b/>
-          <w:color w:val="282828"/>
-          <w:sz w:val="18"/>
+          <w:color w:val="2B2B2B"/>
+          <w:sz w:val="19"/>
         </w:rPr>
-        <w:t>Production ML Decision Platform</w:t>
+        <w:t>Production Prediction and Model Lifecycle Platform</w:t>
       </w:r>
     </w:p>
     <w:p>
       <w:pPr>
-        <w:spacing w:after="40" w:line="245" w:lineRule="auto"/>
+        <w:keepLines/>
+        <w:spacing w:after="34" w:line="250" w:lineRule="auto"/>
       </w:pPr>
       <w:r>
         <w:rPr>
-          <w:rFonts w:ascii="Arimo" w:hAnsi="Arimo" w:eastAsia="Arimo"/>
+          <w:rFonts w:ascii="Liberation Sans" w:hAnsi="Liberation Sans" w:eastAsia="Liberation Sans" w:cs="Liberation Sans"/>
           <w:b w:val="0"/>
-          <w:color w:val="2C2C2C"/>
+          <w:color w:val="2B2B2B"/>
           <w:sz w:val="16"/>
         </w:rPr>
-        <w:t xml:space="preserve">Built a production solution using </w:t>
+        <w:t xml:space="preserve">Designed a production reference system with </w:t>
       </w:r>
       <w:r>
         <w:rPr>
-          <w:rFonts w:ascii="Arimo" w:hAnsi="Arimo" w:eastAsia="Arimo"/>
+          <w:rFonts w:ascii="Liberation Sans" w:hAnsi="Liberation Sans" w:eastAsia="Liberation Sans" w:cs="Liberation Sans"/>
           <w:b/>
-          <w:color w:val="2C2C2C"/>
+          <w:color w:val="2B2B2B"/>
           <w:sz w:val="16"/>
         </w:rPr>
-        <w:t>Python 3.10-3.12, PyTorch 2.x, MLflow 2.x, and MLOps</w:t>
+        <w:t>Python, PyTorch, MLflow and cloud MLOps</w:t>
       </w:r>
       <w:r>
         <w:rPr>
-          <w:rFonts w:ascii="Arimo" w:hAnsi="Arimo" w:eastAsia="Arimo"/>
+          <w:rFonts w:ascii="Liberation Sans" w:hAnsi="Liberation Sans" w:eastAsia="Liberation Sans" w:cs="Liberation Sans"/>
           <w:b w:val="0"/>
-          <w:color w:val="2C2C2C"/>
+          <w:color w:val="2B2B2B"/>
           <w:sz w:val="16"/>
         </w:rPr>
-        <w:t xml:space="preserve"> on </w:t>
-      </w:r>
-      <w:r>
-        <w:rPr>
-          <w:rFonts w:ascii="Arimo" w:hAnsi="Arimo" w:eastAsia="Arimo"/>
-          <w:b/>
-          <w:color w:val="2C2C2C"/>
-          <w:sz w:val="16"/>
-        </w:rPr>
-        <w:t>AWS and Azure</w:t>
-      </w:r>
-      <w:r>
-        <w:rPr>
-          <w:rFonts w:ascii="Arimo" w:hAnsi="Arimo" w:eastAsia="Arimo"/>
-          <w:b w:val="0"/>
-          <w:color w:val="2C2C2C"/>
-          <w:sz w:val="16"/>
-        </w:rPr>
-        <w:t>, with governed data ingestion, versioned artifacts, automated evaluation, secure APIs, observability, human review, fallback behavior, and controlled releases designed around measurable quality, latency, cost, and safety targets.</w:t>
+        <w:t>, governed data ingestion, evaluation gates, secure model access, versioned APIs, observability, containerized deployment, and infrastructure as code across AWS, Azure, or GCP.</w:t>
       </w:r>
     </w:p>
     <w:p>
       <w:pPr>
-        <w:spacing w:before="40" w:after="0"/>
-        <w:keepLines/>
         <w:keepNext/>
+        <w:spacing w:before="60" w:after="20"/>
       </w:pPr>
       <w:r>
         <w:rPr>
-          <w:rFonts w:ascii="Arimo" w:hAnsi="Arimo" w:eastAsia="Arimo"/>
+          <w:rFonts w:ascii="Liberation Sans" w:hAnsi="Liberation Sans" w:eastAsia="Liberation Sans" w:cs="Liberation Sans"/>
           <w:b/>
-          <w:color w:val="282828"/>
-          <w:sz w:val="18"/>
+          <w:color w:val="2B2B2B"/>
+          <w:sz w:val="19"/>
         </w:rPr>
-        <w:t>AI Evaluation and Operations Framework</w:t>
+        <w:t>Continuous Evaluation and Operations Framework</w:t>
       </w:r>
     </w:p>
     <w:p>
       <w:pPr>
-        <w:spacing w:after="40" w:line="245" w:lineRule="auto"/>
+        <w:keepLines/>
+        <w:spacing w:after="34" w:line="250" w:lineRule="auto"/>
       </w:pPr>
       <w:r>
         <w:rPr>
-          <w:rFonts w:ascii="Arimo" w:hAnsi="Arimo" w:eastAsia="Arimo"/>
+          <w:rFonts w:ascii="Liberation Sans" w:hAnsi="Liberation Sans" w:eastAsia="Liberation Sans" w:cs="Liberation Sans"/>
           <w:b w:val="0"/>
-          <w:color w:val="2C2C2C"/>
+          <w:color w:val="2B2B2B"/>
           <w:sz w:val="16"/>
         </w:rPr>
-        <w:t>Created golden datasets, regression suites, trace capture, prompt or model versioning, data-quality checks, drift monitoring, cost dashboards, and incident playbooks; enabled teams to compare releases consistently and block changes that degraded groundedness, accuracy, latency, or operational reliability.</w:t>
+        <w:t>Built automated quality, latency, cost, safety, drift, and regression checks with experiment tracking, release approval criteria, dashboards, and rollback workflows, enabling repeatable promotion from prototype to monitored production service.</w:t>
       </w:r>
     </w:p>
     <w:p>
       <w:pPr>
-        <w:spacing w:before="100" w:after="40"/>
+        <w:keepNext/>
+        <w:spacing w:before="140" w:after="60"/>
         <w:pBdr>
-          <w:bottom w:val="single" w:sz="6" w:space="4" w:color="666666"/>
+          <w:top w:val="single" w:sz="6" w:space="7" w:color="676767"/>
         </w:pBdr>
-        <w:keepLines/>
-        <w:keepNext/>
       </w:pPr>
       <w:r>
         <w:rPr>
-          <w:rFonts w:ascii="Arimo" w:hAnsi="Arimo" w:eastAsia="Arimo"/>
+          <w:rFonts w:ascii="Liberation Sans" w:hAnsi="Liberation Sans" w:eastAsia="Liberation Sans" w:cs="Liberation Sans"/>
           <w:b/>
-          <w:color w:val="282828"/>
-          <w:sz w:val="25"/>
-        </w:rPr>
-        <w:t>CERTIFICATIONS &amp; PROFESSIONAL DEVELOPMENT</w:t>
-      </w:r>
-    </w:p>
-    <w:p>
-      <w:pPr>
-        <w:spacing w:after="20"/>
-      </w:pPr>
-      <w:r>
-        <w:rPr>
-          <w:rFonts w:ascii="Arimo" w:hAnsi="Arimo" w:eastAsia="Arimo"/>
-          <w:b/>
-          <w:color w:val="2C2C2C"/>
-          <w:sz w:val="16"/>
-        </w:rPr>
-        <w:t>Verified certification details were not provided; add only credentials personally earned before submission.</w:t>
-      </w:r>
-      <w:r>
-        <w:rPr>
-          <w:rFonts w:ascii="Arimo" w:hAnsi="Arimo" w:eastAsia="Arimo"/>
-          <w:b w:val="0"/>
-          <w:color w:val="2C2C2C"/>
-          <w:sz w:val="16"/>
-        </w:rPr>
-        <w:t xml:space="preserve"> Role-aligned professional development covers </w:t>
-      </w:r>
-      <w:r>
-        <w:rPr>
-          <w:rFonts w:ascii="Arimo" w:hAnsi="Arimo" w:eastAsia="Arimo"/>
-          <w:b/>
-          <w:color w:val="2C2C2C"/>
-          <w:sz w:val="16"/>
-        </w:rPr>
-        <w:t>AWS and Azure machine-learning architecture, responsible AI, data engineering, and Kubernetes-based model operations</w:t>
-      </w:r>
-      <w:r>
-        <w:rPr>
-          <w:rFonts w:ascii="Arimo" w:hAnsi="Arimo" w:eastAsia="Arimo"/>
-          <w:b w:val="0"/>
-          <w:color w:val="2C2C2C"/>
-          <w:sz w:val="16"/>
-        </w:rPr>
-        <w:t>, supported by practical architecture, delivery, production support, and security-focused engineering work.</w:t>
-      </w:r>
-    </w:p>
-    <w:p>
-      <w:pPr>
-        <w:spacing w:before="100" w:after="40"/>
-        <w:pBdr>
-          <w:bottom w:val="single" w:sz="6" w:space="4" w:color="666666"/>
-        </w:pBdr>
-        <w:keepLines/>
-        <w:keepNext/>
-      </w:pPr>
-      <w:r>
-        <w:rPr>
-          <w:rFonts w:ascii="Arimo" w:hAnsi="Arimo" w:eastAsia="Arimo"/>
-          <w:b/>
-          <w:color w:val="282828"/>
-          <w:sz w:val="25"/>
+          <w:color w:val="2B2B2B"/>
+          <w:sz w:val="23"/>
+          <w:spacing w:val="18"/>
         </w:rPr>
         <w:t>EDUCATION</w:t>
       </w:r>
     </w:p>
     <w:p>
       <w:pPr>
-        <w:spacing w:after="0"/>
+        <w:keepNext/>
+        <w:spacing w:after="20"/>
       </w:pPr>
       <w:r>
         <w:rPr>
-          <w:rFonts w:ascii="Arimo" w:hAnsi="Arimo" w:eastAsia="Arimo"/>
-          <w:b/>
-          <w:color w:val="2C2C2C"/>
-          <w:sz w:val="16"/>
+          <w:rFonts w:ascii="Liberation Sans" w:hAnsi="Liberation Sans" w:eastAsia="Liberation Sans" w:cs="Liberation Sans"/>
+          <w:b w:val="0"/>
+          <w:color w:val="676767"/>
+          <w:sz w:val="18"/>
         </w:rPr>
-        <w:t>University of Tennessee, Knoxville</w:t>
+        <w:t>University of Tennessee, Knoxville | Sep 2011 - May 2013</w:t>
       </w:r>
+    </w:p>
+    <w:p>
+      <w:pPr>
+        <w:spacing w:after="40"/>
+      </w:pPr>
       <w:r>
         <w:rPr>
-          <w:rFonts w:ascii="Arimo" w:hAnsi="Arimo" w:eastAsia="Arimo"/>
-          <w:b w:val="0"/>
-          <w:color w:val="2C2C2C"/>
-          <w:sz w:val="16"/>
+          <w:rFonts w:ascii="Liberation Sans" w:hAnsi="Liberation Sans" w:eastAsia="Liberation Sans" w:cs="Liberation Sans"/>
+          <w:b/>
+          <w:color w:val="2B2B2B"/>
+          <w:sz w:val="19"/>
         </w:rPr>
-        <w:t xml:space="preserve"> | Bachelor of Science, Computer Science | September 2011 - May 2013</w:t>
+        <w:t>Bachelor of Science, Computer Science</w:t>
       </w:r>
     </w:p>
     <w:sectPr>
       <w:footerReference w:type="default" r:id="rId9"/>
       <w:pgSz w:w="12240" w:h="15840"/>
-      <w:pgMar w:top="691" w:right="1037" w:bottom="605" w:left="1037" w:header="288" w:footer="173" w:gutter="0"/>
+      <w:pgMar w:top="691" w:right="864" w:bottom="806" w:left="864" w:header="288" w:footer="144" w:gutter="0"/>
       <w:cols w:space="720"/>
       <w:docGrid w:linePitch="360"/>
     </w:sectPr>
@@ -1493,25 +1917,37 @@
   <w:p>
     <w:pPr>
       <w:pStyle w:val="Footer"/>
-    </w:pPr>
+      <w:spacing w:after="0"/>
+    </w:pPr>
+    <w:r/>
   </w:p>
   <w:tbl>
     <w:tblPr>
       <w:tblW w:type="auto" w:w="0"/>
       <w:jc w:val="center"/>
       <w:tblLook w:firstColumn="1" w:firstRow="1" w:lastColumn="0" w:lastRow="0" w:noHBand="0" w:noVBand="1" w:val="04A0"/>
+      <w:tblLayout w:type="fixed"/>
     </w:tblPr>
     <w:tblGrid>
-      <w:gridCol w:w="10080"/>
+      <w:gridCol w:w="10224"/>
     </w:tblGrid>
     <w:tr>
+      <w:trPr>
+        <w:trHeight w:val="210" w:hRule="exact"/>
+      </w:trPr>
       <w:tc>
         <w:tcPr>
-          <w:tcW w:type="dxa" w:w="10080"/>
-          <w:shd w:fill="777777"/>
+          <w:tcW w:type="dxa" w:w="10224"/>
+          <w:shd w:fill="6B6969"/>
+          <w:vAlign w:val="center"/>
         </w:tcPr>
         <w:p>
-          <w:r/>
+          <w:pPr>
+            <w:spacing w:after="0"/>
+          </w:pPr>
+          <w:r>
+            <w:t xml:space="preserve"> </w:t>
+          </w:r>
         </w:p>
       </w:tc>
     </w:tr>
@@ -1883,10 +2319,10 @@
     <w:qFormat/>
     <w:rsid w:val="00FC693F"/>
     <w:pPr>
-      <w:spacing w:after="0"/>
+      <w:spacing w:after="0" w:line="245" w:lineRule="auto"/>
     </w:pPr>
     <w:rPr>
-      <w:rFonts w:ascii="Arimo" w:hAnsi="Arimo" w:eastAsia="Arimo"/>
+      <w:rFonts w:ascii="Liberation Sans" w:hAnsi="Liberation Sans"/>
       <w:sz w:val="17"/>
     </w:rPr>
   </w:style>
